--- a/SS2/Lê Quốc Khánh_24161276.docx
+++ b/SS2/Lê Quốc Khánh_24161276.docx
@@ -20,7 +20,7 @@
     </w:p>
     <w:p>
       <w:r>
-        <w:t>Project Title: ___________________________</w:t>
+        <w:t xml:space="preserve">Project Title: </w:t>
       </w:r>
     </w:p>
     <w:p>
@@ -31,7 +31,10 @@
         <w:t>s</w:t>
       </w:r>
       <w:r>
-        <w:t>: _______________________________</w:t>
+        <w:t xml:space="preserve">: </w:t>
+      </w:r>
+      <w:r>
+        <w:t>Lê Quốc Khánh</w:t>
       </w:r>
     </w:p>
     <w:p>

--- a/SS2/Lê Quốc Khánh_24161276.docx
+++ b/SS2/Lê Quốc Khánh_24161276.docx
@@ -5,172 +5,536 @@
     <w:p>
       <w:pPr>
         <w:pStyle w:val="Heading1"/>
+        <w:spacing w:before="0"/>
+        <w:rPr>
+          <w:rFonts w:ascii="Times New Roman" w:hAnsi="Times New Roman" w:cs="Times New Roman"/>
+          <w:sz w:val="22"/>
+          <w:szCs w:val="22"/>
+        </w:rPr>
       </w:pPr>
       <w:r>
+        <w:rPr>
+          <w:rFonts w:ascii="Times New Roman" w:hAnsi="Times New Roman" w:cs="Times New Roman"/>
+          <w:sz w:val="22"/>
+          <w:szCs w:val="22"/>
+        </w:rPr>
         <w:t>WEEKLY REPORT – DIGITAL SYSTEM DESIGN USING VERILOG &amp; FPGA</w:t>
       </w:r>
     </w:p>
     <w:p>
       <w:pPr>
         <w:pStyle w:val="Heading2"/>
+        <w:rPr>
+          <w:rFonts w:ascii="Times New Roman" w:hAnsi="Times New Roman" w:cs="Times New Roman"/>
+          <w:sz w:val="22"/>
+          <w:szCs w:val="22"/>
+        </w:rPr>
       </w:pPr>
       <w:r>
+        <w:rPr>
+          <w:rFonts w:ascii="Times New Roman" w:hAnsi="Times New Roman" w:cs="Times New Roman"/>
+          <w:sz w:val="22"/>
+          <w:szCs w:val="22"/>
+        </w:rPr>
         <w:t>1. General Information</w:t>
       </w:r>
     </w:p>
     <w:p>
-      <w:r>
+      <w:pPr>
+        <w:rPr>
+          <w:rFonts w:ascii="Times New Roman" w:hAnsi="Times New Roman" w:cs="Times New Roman"/>
+        </w:rPr>
+      </w:pPr>
+      <w:r>
+        <w:rPr>
+          <w:rFonts w:ascii="Times New Roman" w:hAnsi="Times New Roman" w:cs="Times New Roman"/>
+        </w:rPr>
         <w:t xml:space="preserve">Project Title: </w:t>
+      </w:r>
+      <w:r>
+        <w:rPr>
+          <w:rFonts w:ascii="Times New Roman" w:hAnsi="Times New Roman" w:cs="Times New Roman"/>
+        </w:rPr>
+        <w:t xml:space="preserve">8-bit </w:t>
+      </w:r>
+      <w:r>
+        <w:rPr>
+          <w:rFonts w:ascii="Times New Roman" w:hAnsi="Times New Roman" w:cs="Times New Roman"/>
+        </w:rPr>
+        <w:t>u</w:t>
+      </w:r>
+      <w:r>
+        <w:rPr>
+          <w:rFonts w:ascii="Times New Roman" w:hAnsi="Times New Roman" w:cs="Times New Roman"/>
+        </w:rPr>
+        <w:t>p</w:t>
+      </w:r>
+      <w:r>
+        <w:rPr>
+          <w:rFonts w:ascii="Times New Roman" w:hAnsi="Times New Roman" w:cs="Times New Roman"/>
+        </w:rPr>
+        <w:t xml:space="preserve"> and d</w:t>
+      </w:r>
+      <w:r>
+        <w:rPr>
+          <w:rFonts w:ascii="Times New Roman" w:hAnsi="Times New Roman" w:cs="Times New Roman"/>
+        </w:rPr>
+        <w:t xml:space="preserve">own </w:t>
+      </w:r>
+      <w:r>
+        <w:rPr>
+          <w:rFonts w:ascii="Times New Roman" w:hAnsi="Times New Roman" w:cs="Times New Roman"/>
+        </w:rPr>
+        <w:t>c</w:t>
+      </w:r>
+      <w:r>
+        <w:rPr>
+          <w:rFonts w:ascii="Times New Roman" w:hAnsi="Times New Roman" w:cs="Times New Roman"/>
+        </w:rPr>
+        <w:t xml:space="preserve">ounter RTL </w:t>
+      </w:r>
+      <w:r>
+        <w:rPr>
+          <w:rFonts w:ascii="Times New Roman" w:hAnsi="Times New Roman" w:cs="Times New Roman"/>
+        </w:rPr>
+        <w:t>d</w:t>
+      </w:r>
+      <w:r>
+        <w:rPr>
+          <w:rFonts w:ascii="Times New Roman" w:hAnsi="Times New Roman" w:cs="Times New Roman"/>
+        </w:rPr>
+        <w:t xml:space="preserve">esign and </w:t>
+      </w:r>
+      <w:r>
+        <w:rPr>
+          <w:rFonts w:ascii="Times New Roman" w:hAnsi="Times New Roman" w:cs="Times New Roman"/>
+        </w:rPr>
+        <w:t>s</w:t>
+      </w:r>
+      <w:r>
+        <w:rPr>
+          <w:rFonts w:ascii="Times New Roman" w:hAnsi="Times New Roman" w:cs="Times New Roman"/>
+        </w:rPr>
+        <w:t>imulation</w:t>
       </w:r>
     </w:p>
     <w:p>
-      <w:r>
+      <w:pPr>
+        <w:rPr>
+          <w:rFonts w:ascii="Times New Roman" w:hAnsi="Times New Roman" w:cs="Times New Roman"/>
+        </w:rPr>
+      </w:pPr>
+      <w:r>
+        <w:rPr>
+          <w:rFonts w:ascii="Times New Roman" w:hAnsi="Times New Roman" w:cs="Times New Roman"/>
+        </w:rPr>
         <w:t>Student</w:t>
       </w:r>
       <w:r>
+        <w:rPr>
+          <w:rFonts w:ascii="Times New Roman" w:hAnsi="Times New Roman" w:cs="Times New Roman"/>
+        </w:rPr>
         <w:t>s</w:t>
       </w:r>
       <w:r>
+        <w:rPr>
+          <w:rFonts w:ascii="Times New Roman" w:hAnsi="Times New Roman" w:cs="Times New Roman"/>
+        </w:rPr>
         <w:t xml:space="preserve">: </w:t>
       </w:r>
       <w:r>
-        <w:t>Lê Quốc Khánh</w:t>
+        <w:rPr>
+          <w:rFonts w:ascii="Times New Roman" w:hAnsi="Times New Roman" w:cs="Times New Roman"/>
+        </w:rPr>
+        <w:t>Le Quoc Khanh</w:t>
       </w:r>
     </w:p>
     <w:p>
-      <w:r>
-        <w:t>Students ID:</w:t>
-      </w:r>
-      <w:r>
-        <w:t xml:space="preserve"> </w:t>
-      </w:r>
-      <w:r>
+      <w:pPr>
+        <w:rPr>
+          <w:rFonts w:ascii="Times New Roman" w:hAnsi="Times New Roman" w:cs="Times New Roman"/>
+        </w:rPr>
+      </w:pPr>
+      <w:r>
+        <w:rPr>
+          <w:rFonts w:ascii="Times New Roman" w:hAnsi="Times New Roman" w:cs="Times New Roman"/>
+        </w:rPr>
+        <w:t xml:space="preserve">Students ID: </w:t>
+      </w:r>
+      <w:r>
+        <w:rPr>
+          <w:rFonts w:ascii="Times New Roman" w:hAnsi="Times New Roman" w:cs="Times New Roman"/>
+        </w:rPr>
         <w:t>24161276</w:t>
       </w:r>
     </w:p>
     <w:p>
-      <w:r>
+      <w:pPr>
+        <w:rPr>
+          <w:rFonts w:ascii="Times New Roman" w:hAnsi="Times New Roman" w:cs="Times New Roman"/>
+        </w:rPr>
+      </w:pPr>
+      <w:r>
+        <w:rPr>
+          <w:rFonts w:ascii="Times New Roman" w:hAnsi="Times New Roman" w:cs="Times New Roman"/>
+        </w:rPr>
         <w:t xml:space="preserve">Date: </w:t>
       </w:r>
       <w:r>
-        <w:t>26/06/2028</w:t>
+        <w:rPr>
+          <w:rFonts w:ascii="Times New Roman" w:hAnsi="Times New Roman" w:cs="Times New Roman"/>
+        </w:rPr>
+        <w:t>26/0</w:t>
+      </w:r>
+      <w:r>
+        <w:rPr>
+          <w:rFonts w:ascii="Times New Roman" w:hAnsi="Times New Roman" w:cs="Times New Roman"/>
+        </w:rPr>
+        <w:t>8</w:t>
+      </w:r>
+      <w:r>
+        <w:rPr>
+          <w:rFonts w:ascii="Times New Roman" w:hAnsi="Times New Roman" w:cs="Times New Roman"/>
+        </w:rPr>
+        <w:t>/202</w:t>
+      </w:r>
+      <w:r>
+        <w:rPr>
+          <w:rFonts w:ascii="Times New Roman" w:hAnsi="Times New Roman" w:cs="Times New Roman"/>
+        </w:rPr>
+        <w:t>6</w:t>
       </w:r>
     </w:p>
     <w:p>
       <w:pPr>
         <w:pStyle w:val="Heading2"/>
+        <w:spacing w:before="0"/>
+        <w:rPr>
+          <w:rFonts w:ascii="Times New Roman" w:hAnsi="Times New Roman" w:cs="Times New Roman"/>
+          <w:sz w:val="22"/>
+          <w:szCs w:val="22"/>
+        </w:rPr>
       </w:pPr>
       <w:r>
+        <w:rPr>
+          <w:rFonts w:ascii="Times New Roman" w:hAnsi="Times New Roman" w:cs="Times New Roman"/>
+          <w:sz w:val="22"/>
+          <w:szCs w:val="22"/>
+        </w:rPr>
         <w:t>2. Block Diagram</w:t>
       </w:r>
     </w:p>
-    <w:p>
-      <w:r>
-        <w:t>Draw block diagram here.</w:t>
-      </w:r>
-      <w:r>
-        <w:br/>
-      </w:r>
-      <w:r>
-        <w:br/>
-      </w:r>
-    </w:p>
-    <w:p/>
-    <w:p/>
     <w:p>
       <w:pPr>
         <w:pStyle w:val="Heading2"/>
+        <w:spacing w:before="0"/>
+        <w:jc w:val="center"/>
+        <w:rPr>
+          <w:rFonts w:ascii="Times New Roman" w:hAnsi="Times New Roman" w:cs="Times New Roman"/>
+          <w:sz w:val="22"/>
+          <w:szCs w:val="22"/>
+        </w:rPr>
       </w:pPr>
       <w:r>
-        <w:t>3. State Transition Diagram</w:t>
+        <w:rPr>
+          <w:rFonts w:ascii="Times New Roman" w:hAnsi="Times New Roman" w:cs="Times New Roman"/>
+          <w:sz w:val="22"/>
+          <w:szCs w:val="22"/>
+        </w:rPr>
+        <w:drawing>
+          <wp:inline distT="0" distB="0" distL="0" distR="0" wp14:anchorId="045B34C4" wp14:editId="2AA9149F">
+            <wp:extent cx="2990033" cy="2438400"/>
+            <wp:effectExtent l="0" t="0" r="1270" b="0"/>
+            <wp:docPr id="498851752" name="Picture 1"/>
+            <wp:cNvGraphicFramePr>
+              <a:graphicFrameLocks xmlns:a="http://schemas.openxmlformats.org/drawingml/2006/main" noChangeAspect="1"/>
+            </wp:cNvGraphicFramePr>
+            <a:graphic xmlns:a="http://schemas.openxmlformats.org/drawingml/2006/main">
+              <a:graphicData uri="http://schemas.openxmlformats.org/drawingml/2006/picture">
+                <pic:pic xmlns:pic="http://schemas.openxmlformats.org/drawingml/2006/picture">
+                  <pic:nvPicPr>
+                    <pic:cNvPr id="498851752" name=""/>
+                    <pic:cNvPicPr/>
+                  </pic:nvPicPr>
+                  <pic:blipFill>
+                    <a:blip r:embed="rId6"/>
+                    <a:stretch>
+                      <a:fillRect/>
+                    </a:stretch>
+                  </pic:blipFill>
+                  <pic:spPr>
+                    <a:xfrm>
+                      <a:off x="0" y="0"/>
+                      <a:ext cx="2996580" cy="2443739"/>
+                    </a:xfrm>
+                    <a:prstGeom prst="rect">
+                      <a:avLst/>
+                    </a:prstGeom>
+                  </pic:spPr>
+                </pic:pic>
+              </a:graphicData>
+            </a:graphic>
+          </wp:inline>
+        </w:drawing>
       </w:r>
     </w:p>
-    <w:p>
-      <w:r>
-        <w:t>Describe Truth table or Design requirement</w:t>
-      </w:r>
-      <w:r>
-        <w:t>s</w:t>
-      </w:r>
-      <w:r>
-        <w:t xml:space="preserve"> or the FSM state diagram</w:t>
-      </w:r>
-      <w:r>
-        <w:t>, etc</w:t>
-      </w:r>
-    </w:p>
-    <w:p/>
-    <w:p/>
-    <w:p/>
-    <w:p/>
     <w:p>
       <w:pPr>
         <w:pStyle w:val="Heading2"/>
+        <w:rPr>
+          <w:rFonts w:ascii="Times New Roman" w:hAnsi="Times New Roman" w:cs="Times New Roman"/>
+          <w:sz w:val="22"/>
+          <w:szCs w:val="22"/>
+        </w:rPr>
       </w:pPr>
       <w:r>
-        <w:t>4. Test Cases Overview</w:t>
+        <w:rPr>
+          <w:rFonts w:ascii="Times New Roman" w:hAnsi="Times New Roman" w:cs="Times New Roman"/>
+          <w:sz w:val="22"/>
+          <w:szCs w:val="22"/>
+        </w:rPr>
+        <w:t>3. State Transition Diagram</w:t>
+      </w:r>
+    </w:p>
+    <w:p>
+      <w:pPr>
+        <w:jc w:val="both"/>
+        <w:rPr>
+          <w:rFonts w:ascii="Times New Roman" w:hAnsi="Times New Roman" w:cs="Times New Roman"/>
+        </w:rPr>
+      </w:pPr>
+      <w:r>
+        <w:rPr>
+          <w:rFonts w:ascii="Times New Roman" w:hAnsi="Times New Roman" w:cs="Times New Roman"/>
+        </w:rPr>
+        <w:t xml:space="preserve">The </w:t>
+      </w:r>
+      <w:r>
+        <w:rPr>
+          <w:rFonts w:ascii="Times New Roman" w:hAnsi="Times New Roman" w:cs="Times New Roman"/>
+          <w:b/>
+          <w:bCs/>
+        </w:rPr>
+        <w:t>DEM_8bit</w:t>
+      </w:r>
+      <w:r>
+        <w:rPr>
+          <w:rFonts w:ascii="Times New Roman" w:hAnsi="Times New Roman" w:cs="Times New Roman"/>
+        </w:rPr>
+        <w:t xml:space="preserve"> module is an 8-bit up</w:t>
+      </w:r>
+      <w:r>
+        <w:rPr>
+          <w:rFonts w:ascii="Times New Roman" w:hAnsi="Times New Roman" w:cs="Times New Roman"/>
+        </w:rPr>
+        <w:t xml:space="preserve"> and </w:t>
+      </w:r>
+      <w:r>
+        <w:rPr>
+          <w:rFonts w:ascii="Times New Roman" w:hAnsi="Times New Roman" w:cs="Times New Roman"/>
+        </w:rPr>
+        <w:t xml:space="preserve">down counter controlled by the </w:t>
+      </w:r>
+      <w:r>
+        <w:rPr>
+          <w:rFonts w:ascii="Times New Roman" w:hAnsi="Times New Roman" w:cs="Times New Roman"/>
+          <w:b/>
+          <w:bCs/>
+        </w:rPr>
+        <w:t>reset</w:t>
+      </w:r>
+      <w:r>
+        <w:rPr>
+          <w:rFonts w:ascii="Times New Roman" w:hAnsi="Times New Roman" w:cs="Times New Roman"/>
+        </w:rPr>
+        <w:t xml:space="preserve">, </w:t>
+      </w:r>
+      <w:r>
+        <w:rPr>
+          <w:rFonts w:ascii="Times New Roman" w:hAnsi="Times New Roman" w:cs="Times New Roman"/>
+          <w:b/>
+          <w:bCs/>
+        </w:rPr>
+        <w:t>SS</w:t>
+      </w:r>
+      <w:r>
+        <w:rPr>
+          <w:rFonts w:ascii="Times New Roman" w:hAnsi="Times New Roman" w:cs="Times New Roman"/>
+        </w:rPr>
+        <w:t xml:space="preserve">, </w:t>
+      </w:r>
+      <w:r>
+        <w:rPr>
+          <w:rFonts w:ascii="Times New Roman" w:hAnsi="Times New Roman" w:cs="Times New Roman"/>
+          <w:b/>
+          <w:bCs/>
+        </w:rPr>
+        <w:t>UD</w:t>
+      </w:r>
+      <w:r>
+        <w:rPr>
+          <w:rFonts w:ascii="Times New Roman" w:hAnsi="Times New Roman" w:cs="Times New Roman"/>
+        </w:rPr>
+        <w:t xml:space="preserve">, and </w:t>
+      </w:r>
+      <w:r>
+        <w:rPr>
+          <w:rFonts w:ascii="Times New Roman" w:hAnsi="Times New Roman" w:cs="Times New Roman"/>
+          <w:b/>
+          <w:bCs/>
+        </w:rPr>
+        <w:t>speed</w:t>
+      </w:r>
+      <w:r>
+        <w:rPr>
+          <w:rFonts w:ascii="Times New Roman" w:hAnsi="Times New Roman" w:cs="Times New Roman"/>
+        </w:rPr>
+        <w:t xml:space="preserve"> signals. The input clock frequency is </w:t>
+      </w:r>
+      <w:r>
+        <w:rPr>
+          <w:rFonts w:ascii="Times New Roman" w:hAnsi="Times New Roman" w:cs="Times New Roman"/>
+          <w:b/>
+          <w:bCs/>
+        </w:rPr>
+        <w:t xml:space="preserve">50 </w:t>
+      </w:r>
+      <w:r>
+        <w:rPr>
+          <w:rFonts w:ascii="Times New Roman" w:hAnsi="Times New Roman" w:cs="Times New Roman"/>
+          <w:b/>
+          <w:bCs/>
+        </w:rPr>
+        <w:t>MHz</w:t>
       </w:r>
     </w:p>
     <w:tbl>
       <w:tblPr>
+        <w:tblStyle w:val="TableGrid"/>
         <w:tblW w:w="0" w:type="auto"/>
+        <w:tblLayout w:type="fixed"/>
         <w:tblLook w:val="04A0" w:firstRow="1" w:lastRow="0" w:firstColumn="1" w:lastColumn="0" w:noHBand="0" w:noVBand="1"/>
       </w:tblPr>
       <w:tblGrid>
-        <w:gridCol w:w="1728"/>
-        <w:gridCol w:w="1728"/>
-        <w:gridCol w:w="1728"/>
-        <w:gridCol w:w="1728"/>
-        <w:gridCol w:w="1728"/>
+        <w:gridCol w:w="895"/>
+        <w:gridCol w:w="1170"/>
+        <w:gridCol w:w="1080"/>
+        <w:gridCol w:w="1530"/>
+        <w:gridCol w:w="3955"/>
       </w:tblGrid>
       <w:tr>
         <w:tc>
           <w:tcPr>
-            <w:tcW w:w="1728" w:type="dxa"/>
+            <w:tcW w:w="895" w:type="dxa"/>
           </w:tcPr>
           <w:p>
+            <w:pPr>
+              <w:jc w:val="center"/>
+              <w:rPr>
+                <w:rFonts w:ascii="Times New Roman" w:hAnsi="Times New Roman" w:cs="Times New Roman"/>
+                <w:b/>
+                <w:bCs/>
+              </w:rPr>
+            </w:pPr>
             <w:r>
-              <w:t>TC ID</w:t>
+              <w:rPr>
+                <w:rFonts w:ascii="Times New Roman" w:hAnsi="Times New Roman" w:cs="Times New Roman"/>
+                <w:b/>
+                <w:bCs/>
+              </w:rPr>
+              <w:t>reset</w:t>
             </w:r>
           </w:p>
         </w:tc>
         <w:tc>
           <w:tcPr>
-            <w:tcW w:w="1728" w:type="dxa"/>
+            <w:tcW w:w="1170" w:type="dxa"/>
           </w:tcPr>
           <w:p>
+            <w:pPr>
+              <w:jc w:val="center"/>
+              <w:rPr>
+                <w:rFonts w:ascii="Times New Roman" w:hAnsi="Times New Roman" w:cs="Times New Roman"/>
+                <w:b/>
+                <w:bCs/>
+              </w:rPr>
+            </w:pPr>
             <w:r>
-              <w:t>Purpose</w:t>
+              <w:rPr>
+                <w:rFonts w:ascii="Times New Roman" w:hAnsi="Times New Roman" w:cs="Times New Roman"/>
+                <w:b/>
+                <w:bCs/>
+              </w:rPr>
+              <w:t>SS</w:t>
             </w:r>
           </w:p>
         </w:tc>
         <w:tc>
           <w:tcPr>
-            <w:tcW w:w="1728" w:type="dxa"/>
+            <w:tcW w:w="1080" w:type="dxa"/>
           </w:tcPr>
           <w:p>
+            <w:pPr>
+              <w:jc w:val="center"/>
+              <w:rPr>
+                <w:rFonts w:ascii="Times New Roman" w:hAnsi="Times New Roman" w:cs="Times New Roman"/>
+                <w:b/>
+                <w:bCs/>
+              </w:rPr>
+            </w:pPr>
             <w:r>
-              <w:t>Input</w:t>
+              <w:rPr>
+                <w:rFonts w:ascii="Times New Roman" w:hAnsi="Times New Roman" w:cs="Times New Roman"/>
+                <w:b/>
+                <w:bCs/>
+              </w:rPr>
+              <w:t>UD</w:t>
             </w:r>
           </w:p>
         </w:tc>
         <w:tc>
           <w:tcPr>
-            <w:tcW w:w="1728" w:type="dxa"/>
+            <w:tcW w:w="1530" w:type="dxa"/>
           </w:tcPr>
           <w:p>
+            <w:pPr>
+              <w:jc w:val="center"/>
+              <w:rPr>
+                <w:rFonts w:ascii="Times New Roman" w:hAnsi="Times New Roman" w:cs="Times New Roman"/>
+                <w:b/>
+                <w:bCs/>
+              </w:rPr>
+            </w:pPr>
             <w:r>
-              <w:t>Expected Output</w:t>
+              <w:rPr>
+                <w:rFonts w:ascii="Times New Roman" w:hAnsi="Times New Roman" w:cs="Times New Roman"/>
+                <w:b/>
+                <w:bCs/>
+              </w:rPr>
+              <w:t>speed</w:t>
             </w:r>
           </w:p>
         </w:tc>
         <w:tc>
           <w:tcPr>
-            <w:tcW w:w="1728" w:type="dxa"/>
+            <w:tcW w:w="3955" w:type="dxa"/>
           </w:tcPr>
           <w:p>
+            <w:pPr>
+              <w:jc w:val="center"/>
+              <w:rPr>
+                <w:rFonts w:ascii="Times New Roman" w:hAnsi="Times New Roman" w:cs="Times New Roman"/>
+                <w:b/>
+                <w:bCs/>
+              </w:rPr>
+            </w:pPr>
             <w:r>
-              <w:t>Result (Pass/Fail)</w:t>
+              <w:rPr>
+                <w:rFonts w:ascii="Times New Roman" w:hAnsi="Times New Roman" w:cs="Times New Roman"/>
+                <w:b/>
+                <w:bCs/>
+              </w:rPr>
+              <w:t>Function</w:t>
             </w:r>
           </w:p>
         </w:tc>
@@ -178,51 +542,108 @@
       <w:tr>
         <w:tc>
           <w:tcPr>
-            <w:tcW w:w="1728" w:type="dxa"/>
+            <w:tcW w:w="895" w:type="dxa"/>
           </w:tcPr>
           <w:p>
+            <w:pPr>
+              <w:jc w:val="center"/>
+              <w:rPr>
+                <w:rFonts w:ascii="Times New Roman" w:hAnsi="Times New Roman" w:cs="Times New Roman"/>
+              </w:rPr>
+            </w:pPr>
             <w:r>
-              <w:t>TC1</w:t>
+              <w:rPr>
+                <w:rFonts w:ascii="Times New Roman" w:hAnsi="Times New Roman" w:cs="Times New Roman"/>
+              </w:rPr>
+              <w:t>1</w:t>
             </w:r>
           </w:p>
         </w:tc>
         <w:tc>
           <w:tcPr>
-            <w:tcW w:w="1728" w:type="dxa"/>
+            <w:tcW w:w="1170" w:type="dxa"/>
           </w:tcPr>
           <w:p>
+            <w:pPr>
+              <w:jc w:val="center"/>
+              <w:rPr>
+                <w:rFonts w:ascii="Times New Roman" w:hAnsi="Times New Roman" w:cs="Times New Roman"/>
+              </w:rPr>
+            </w:pPr>
             <w:r>
-              <w:t>................................</w:t>
+              <w:rPr>
+                <w:rFonts w:ascii="Times New Roman" w:hAnsi="Times New Roman" w:cs="Times New Roman"/>
+              </w:rPr>
+              <w:t>X</w:t>
             </w:r>
           </w:p>
         </w:tc>
         <w:tc>
           <w:tcPr>
-            <w:tcW w:w="1728" w:type="dxa"/>
+            <w:tcW w:w="1080" w:type="dxa"/>
           </w:tcPr>
           <w:p>
+            <w:pPr>
+              <w:jc w:val="center"/>
+              <w:rPr>
+                <w:rFonts w:ascii="Times New Roman" w:hAnsi="Times New Roman" w:cs="Times New Roman"/>
+              </w:rPr>
+            </w:pPr>
             <w:r>
-              <w:t>................................</w:t>
+              <w:rPr>
+                <w:rFonts w:ascii="Times New Roman" w:hAnsi="Times New Roman" w:cs="Times New Roman"/>
+              </w:rPr>
+              <w:t>X</w:t>
             </w:r>
           </w:p>
         </w:tc>
         <w:tc>
           <w:tcPr>
-            <w:tcW w:w="1728" w:type="dxa"/>
+            <w:tcW w:w="1530" w:type="dxa"/>
           </w:tcPr>
           <w:p>
+            <w:pPr>
+              <w:jc w:val="center"/>
+              <w:rPr>
+                <w:rFonts w:ascii="Times New Roman" w:hAnsi="Times New Roman" w:cs="Times New Roman"/>
+              </w:rPr>
+            </w:pPr>
             <w:r>
-              <w:t>................................</w:t>
+              <w:rPr>
+                <w:rFonts w:ascii="Times New Roman" w:hAnsi="Times New Roman" w:cs="Times New Roman"/>
+              </w:rPr>
+              <w:t>X</w:t>
             </w:r>
           </w:p>
         </w:tc>
         <w:tc>
           <w:tcPr>
-            <w:tcW w:w="1728" w:type="dxa"/>
+            <w:tcW w:w="3955" w:type="dxa"/>
           </w:tcPr>
           <w:p>
+            <w:pPr>
+              <w:jc w:val="center"/>
+              <w:rPr>
+                <w:rFonts w:ascii="Times New Roman" w:hAnsi="Times New Roman" w:cs="Times New Roman"/>
+              </w:rPr>
+            </w:pPr>
             <w:r>
-              <w:t>................................</w:t>
+              <w:rPr>
+                <w:rFonts w:ascii="Times New Roman" w:hAnsi="Times New Roman" w:cs="Times New Roman"/>
+              </w:rPr>
+              <w:t xml:space="preserve">Reset counter: OUT </w:t>
+            </w:r>
+            <w:r>
+              <w:rPr>
+                <w:rFonts w:ascii="Times New Roman" w:hAnsi="Times New Roman" w:cs="Times New Roman"/>
+              </w:rPr>
+              <w:t>=</w:t>
+            </w:r>
+            <w:r>
+              <w:rPr>
+                <w:rFonts w:ascii="Times New Roman" w:hAnsi="Times New Roman" w:cs="Times New Roman"/>
+              </w:rPr>
+              <w:t xml:space="preserve"> 0</w:t>
             </w:r>
           </w:p>
         </w:tc>
@@ -230,51 +651,96 @@
       <w:tr>
         <w:tc>
           <w:tcPr>
-            <w:tcW w:w="1728" w:type="dxa"/>
+            <w:tcW w:w="895" w:type="dxa"/>
           </w:tcPr>
           <w:p>
+            <w:pPr>
+              <w:jc w:val="center"/>
+              <w:rPr>
+                <w:rFonts w:ascii="Times New Roman" w:hAnsi="Times New Roman" w:cs="Times New Roman"/>
+              </w:rPr>
+            </w:pPr>
             <w:r>
-              <w:t>TC2</w:t>
+              <w:rPr>
+                <w:rFonts w:ascii="Times New Roman" w:hAnsi="Times New Roman" w:cs="Times New Roman"/>
+              </w:rPr>
+              <w:t>0</w:t>
             </w:r>
           </w:p>
         </w:tc>
         <w:tc>
           <w:tcPr>
-            <w:tcW w:w="1728" w:type="dxa"/>
+            <w:tcW w:w="1170" w:type="dxa"/>
           </w:tcPr>
           <w:p>
+            <w:pPr>
+              <w:jc w:val="center"/>
+              <w:rPr>
+                <w:rFonts w:ascii="Times New Roman" w:hAnsi="Times New Roman" w:cs="Times New Roman"/>
+              </w:rPr>
+            </w:pPr>
             <w:r>
-              <w:t>................................</w:t>
+              <w:rPr>
+                <w:rFonts w:ascii="Times New Roman" w:hAnsi="Times New Roman" w:cs="Times New Roman"/>
+              </w:rPr>
+              <w:t>0</w:t>
             </w:r>
           </w:p>
         </w:tc>
         <w:tc>
           <w:tcPr>
-            <w:tcW w:w="1728" w:type="dxa"/>
+            <w:tcW w:w="1080" w:type="dxa"/>
           </w:tcPr>
           <w:p>
+            <w:pPr>
+              <w:jc w:val="center"/>
+              <w:rPr>
+                <w:rFonts w:ascii="Times New Roman" w:hAnsi="Times New Roman" w:cs="Times New Roman"/>
+              </w:rPr>
+            </w:pPr>
             <w:r>
-              <w:t>................................</w:t>
+              <w:rPr>
+                <w:rFonts w:ascii="Times New Roman" w:hAnsi="Times New Roman" w:cs="Times New Roman"/>
+              </w:rPr>
+              <w:t>X</w:t>
             </w:r>
           </w:p>
         </w:tc>
         <w:tc>
           <w:tcPr>
-            <w:tcW w:w="1728" w:type="dxa"/>
+            <w:tcW w:w="1530" w:type="dxa"/>
           </w:tcPr>
           <w:p>
+            <w:pPr>
+              <w:jc w:val="center"/>
+              <w:rPr>
+                <w:rFonts w:ascii="Times New Roman" w:hAnsi="Times New Roman" w:cs="Times New Roman"/>
+              </w:rPr>
+            </w:pPr>
             <w:r>
-              <w:t>................................</w:t>
+              <w:rPr>
+                <w:rFonts w:ascii="Times New Roman" w:hAnsi="Times New Roman" w:cs="Times New Roman"/>
+              </w:rPr>
+              <w:t>X</w:t>
             </w:r>
           </w:p>
         </w:tc>
         <w:tc>
           <w:tcPr>
-            <w:tcW w:w="1728" w:type="dxa"/>
+            <w:tcW w:w="3955" w:type="dxa"/>
           </w:tcPr>
           <w:p>
+            <w:pPr>
+              <w:jc w:val="center"/>
+              <w:rPr>
+                <w:rFonts w:ascii="Times New Roman" w:hAnsi="Times New Roman" w:cs="Times New Roman"/>
+              </w:rPr>
+            </w:pPr>
             <w:r>
-              <w:t>................................</w:t>
+              <w:rPr>
+                <w:rFonts w:ascii="Times New Roman" w:hAnsi="Times New Roman" w:cs="Times New Roman"/>
+              </w:rPr>
+              <w:t>Stop counting; OUT holds its value</w:t>
             </w:r>
           </w:p>
         </w:tc>
@@ -282,51 +748,1659 @@
       <w:tr>
         <w:tc>
           <w:tcPr>
-            <w:tcW w:w="1728" w:type="dxa"/>
+            <w:tcW w:w="895" w:type="dxa"/>
           </w:tcPr>
           <w:p>
+            <w:pPr>
+              <w:jc w:val="center"/>
+              <w:rPr>
+                <w:rFonts w:ascii="Times New Roman" w:hAnsi="Times New Roman" w:cs="Times New Roman"/>
+              </w:rPr>
+            </w:pPr>
             <w:r>
+              <w:rPr>
+                <w:rFonts w:ascii="Times New Roman" w:hAnsi="Times New Roman" w:cs="Times New Roman"/>
+              </w:rPr>
+              <w:t>0</w:t>
+            </w:r>
+          </w:p>
+        </w:tc>
+        <w:tc>
+          <w:tcPr>
+            <w:tcW w:w="1170" w:type="dxa"/>
+          </w:tcPr>
+          <w:p>
+            <w:pPr>
+              <w:jc w:val="center"/>
+              <w:rPr>
+                <w:rFonts w:ascii="Times New Roman" w:hAnsi="Times New Roman" w:cs="Times New Roman"/>
+              </w:rPr>
+            </w:pPr>
+            <w:r>
+              <w:rPr>
+                <w:rFonts w:ascii="Times New Roman" w:hAnsi="Times New Roman" w:cs="Times New Roman"/>
+              </w:rPr>
+              <w:t>1</w:t>
+            </w:r>
+          </w:p>
+        </w:tc>
+        <w:tc>
+          <w:tcPr>
+            <w:tcW w:w="1080" w:type="dxa"/>
+          </w:tcPr>
+          <w:p>
+            <w:pPr>
+              <w:jc w:val="center"/>
+              <w:rPr>
+                <w:rFonts w:ascii="Times New Roman" w:hAnsi="Times New Roman" w:cs="Times New Roman"/>
+              </w:rPr>
+            </w:pPr>
+            <w:r>
+              <w:rPr>
+                <w:rFonts w:ascii="Times New Roman" w:hAnsi="Times New Roman" w:cs="Times New Roman"/>
+              </w:rPr>
+              <w:t>1</w:t>
+            </w:r>
+          </w:p>
+        </w:tc>
+        <w:tc>
+          <w:tcPr>
+            <w:tcW w:w="1530" w:type="dxa"/>
+          </w:tcPr>
+          <w:p>
+            <w:pPr>
+              <w:jc w:val="center"/>
+              <w:rPr>
+                <w:rFonts w:ascii="Times New Roman" w:hAnsi="Times New Roman" w:cs="Times New Roman"/>
+              </w:rPr>
+            </w:pPr>
+            <w:r>
+              <w:rPr>
+                <w:rFonts w:ascii="Times New Roman" w:hAnsi="Times New Roman" w:cs="Times New Roman"/>
+              </w:rPr>
+              <w:t>0</w:t>
+            </w:r>
+          </w:p>
+        </w:tc>
+        <w:tc>
+          <w:tcPr>
+            <w:tcW w:w="3955" w:type="dxa"/>
+          </w:tcPr>
+          <w:p>
+            <w:pPr>
+              <w:jc w:val="center"/>
+              <w:rPr>
+                <w:rFonts w:ascii="Times New Roman" w:hAnsi="Times New Roman" w:cs="Times New Roman"/>
+              </w:rPr>
+            </w:pPr>
+            <w:proofErr w:type="gramStart"/>
+            <w:r>
+              <w:rPr>
+                <w:rFonts w:ascii="Times New Roman" w:hAnsi="Times New Roman" w:cs="Times New Roman"/>
+              </w:rPr>
+              <w:t>Count up</w:t>
+            </w:r>
+            <w:proofErr w:type="gramEnd"/>
+          </w:p>
+        </w:tc>
+      </w:tr>
+      <w:tr>
+        <w:tc>
+          <w:tcPr>
+            <w:tcW w:w="895" w:type="dxa"/>
+          </w:tcPr>
+          <w:p>
+            <w:pPr>
+              <w:jc w:val="center"/>
+              <w:rPr>
+                <w:rFonts w:ascii="Times New Roman" w:hAnsi="Times New Roman" w:cs="Times New Roman"/>
+              </w:rPr>
+            </w:pPr>
+            <w:r>
+              <w:rPr>
+                <w:rFonts w:ascii="Times New Roman" w:hAnsi="Times New Roman" w:cs="Times New Roman"/>
+              </w:rPr>
+              <w:t>0</w:t>
+            </w:r>
+          </w:p>
+        </w:tc>
+        <w:tc>
+          <w:tcPr>
+            <w:tcW w:w="1170" w:type="dxa"/>
+          </w:tcPr>
+          <w:p>
+            <w:pPr>
+              <w:jc w:val="center"/>
+              <w:rPr>
+                <w:rFonts w:ascii="Times New Roman" w:hAnsi="Times New Roman" w:cs="Times New Roman"/>
+              </w:rPr>
+            </w:pPr>
+            <w:r>
+              <w:rPr>
+                <w:rFonts w:ascii="Times New Roman" w:hAnsi="Times New Roman" w:cs="Times New Roman"/>
+              </w:rPr>
+              <w:t>1</w:t>
+            </w:r>
+          </w:p>
+        </w:tc>
+        <w:tc>
+          <w:tcPr>
+            <w:tcW w:w="1080" w:type="dxa"/>
+          </w:tcPr>
+          <w:p>
+            <w:pPr>
+              <w:jc w:val="center"/>
+              <w:rPr>
+                <w:rFonts w:ascii="Times New Roman" w:hAnsi="Times New Roman" w:cs="Times New Roman"/>
+              </w:rPr>
+            </w:pPr>
+            <w:r>
+              <w:rPr>
+                <w:rFonts w:ascii="Times New Roman" w:hAnsi="Times New Roman" w:cs="Times New Roman"/>
+              </w:rPr>
+              <w:t>0</w:t>
+            </w:r>
+          </w:p>
+        </w:tc>
+        <w:tc>
+          <w:tcPr>
+            <w:tcW w:w="1530" w:type="dxa"/>
+          </w:tcPr>
+          <w:p>
+            <w:pPr>
+              <w:jc w:val="center"/>
+              <w:rPr>
+                <w:rFonts w:ascii="Times New Roman" w:hAnsi="Times New Roman" w:cs="Times New Roman"/>
+              </w:rPr>
+            </w:pPr>
+            <w:r>
+              <w:rPr>
+                <w:rFonts w:ascii="Times New Roman" w:hAnsi="Times New Roman" w:cs="Times New Roman"/>
+              </w:rPr>
+              <w:t>0</w:t>
+            </w:r>
+          </w:p>
+        </w:tc>
+        <w:tc>
+          <w:tcPr>
+            <w:tcW w:w="3955" w:type="dxa"/>
+          </w:tcPr>
+          <w:p>
+            <w:pPr>
+              <w:jc w:val="center"/>
+              <w:rPr>
+                <w:rFonts w:ascii="Times New Roman" w:hAnsi="Times New Roman" w:cs="Times New Roman"/>
+              </w:rPr>
+            </w:pPr>
+            <w:r>
+              <w:rPr>
+                <w:rFonts w:ascii="Times New Roman" w:hAnsi="Times New Roman" w:cs="Times New Roman"/>
+              </w:rPr>
+              <w:t>Count down</w:t>
+            </w:r>
+          </w:p>
+        </w:tc>
+      </w:tr>
+      <w:tr>
+        <w:tc>
+          <w:tcPr>
+            <w:tcW w:w="895" w:type="dxa"/>
+          </w:tcPr>
+          <w:p>
+            <w:pPr>
+              <w:jc w:val="center"/>
+              <w:rPr>
+                <w:rFonts w:ascii="Times New Roman" w:hAnsi="Times New Roman" w:cs="Times New Roman"/>
+              </w:rPr>
+            </w:pPr>
+            <w:r>
+              <w:rPr>
+                <w:rFonts w:ascii="Times New Roman" w:hAnsi="Times New Roman" w:cs="Times New Roman"/>
+              </w:rPr>
+              <w:t>0</w:t>
+            </w:r>
+          </w:p>
+        </w:tc>
+        <w:tc>
+          <w:tcPr>
+            <w:tcW w:w="1170" w:type="dxa"/>
+          </w:tcPr>
+          <w:p>
+            <w:pPr>
+              <w:jc w:val="center"/>
+              <w:rPr>
+                <w:rFonts w:ascii="Times New Roman" w:hAnsi="Times New Roman" w:cs="Times New Roman"/>
+              </w:rPr>
+            </w:pPr>
+            <w:r>
+              <w:rPr>
+                <w:rFonts w:ascii="Times New Roman" w:hAnsi="Times New Roman" w:cs="Times New Roman"/>
+              </w:rPr>
+              <w:t>1</w:t>
+            </w:r>
+          </w:p>
+        </w:tc>
+        <w:tc>
+          <w:tcPr>
+            <w:tcW w:w="1080" w:type="dxa"/>
+          </w:tcPr>
+          <w:p>
+            <w:pPr>
+              <w:jc w:val="center"/>
+              <w:rPr>
+                <w:rFonts w:ascii="Times New Roman" w:hAnsi="Times New Roman" w:cs="Times New Roman"/>
+              </w:rPr>
+            </w:pPr>
+            <w:r>
+              <w:rPr>
+                <w:rFonts w:ascii="Times New Roman" w:hAnsi="Times New Roman" w:cs="Times New Roman"/>
+              </w:rPr>
+              <w:t>1</w:t>
+            </w:r>
+          </w:p>
+        </w:tc>
+        <w:tc>
+          <w:tcPr>
+            <w:tcW w:w="1530" w:type="dxa"/>
+          </w:tcPr>
+          <w:p>
+            <w:pPr>
+              <w:jc w:val="center"/>
+              <w:rPr>
+                <w:rFonts w:ascii="Times New Roman" w:hAnsi="Times New Roman" w:cs="Times New Roman"/>
+              </w:rPr>
+            </w:pPr>
+            <w:r>
+              <w:rPr>
+                <w:rFonts w:ascii="Times New Roman" w:hAnsi="Times New Roman" w:cs="Times New Roman"/>
+              </w:rPr>
+              <w:t>1</w:t>
+            </w:r>
+          </w:p>
+        </w:tc>
+        <w:tc>
+          <w:tcPr>
+            <w:tcW w:w="3955" w:type="dxa"/>
+          </w:tcPr>
+          <w:p>
+            <w:pPr>
+              <w:jc w:val="center"/>
+              <w:rPr>
+                <w:rFonts w:ascii="Times New Roman" w:hAnsi="Times New Roman" w:cs="Times New Roman"/>
+              </w:rPr>
+            </w:pPr>
+            <w:proofErr w:type="gramStart"/>
+            <w:r>
+              <w:rPr>
+                <w:rFonts w:ascii="Times New Roman" w:hAnsi="Times New Roman" w:cs="Times New Roman"/>
+              </w:rPr>
+              <w:t>Count up</w:t>
+            </w:r>
+            <w:proofErr w:type="gramEnd"/>
+          </w:p>
+        </w:tc>
+      </w:tr>
+      <w:tr>
+        <w:tc>
+          <w:tcPr>
+            <w:tcW w:w="895" w:type="dxa"/>
+          </w:tcPr>
+          <w:p>
+            <w:pPr>
+              <w:jc w:val="center"/>
+              <w:rPr>
+                <w:rFonts w:ascii="Times New Roman" w:hAnsi="Times New Roman" w:cs="Times New Roman"/>
+              </w:rPr>
+            </w:pPr>
+            <w:r>
+              <w:rPr>
+                <w:rFonts w:ascii="Times New Roman" w:hAnsi="Times New Roman" w:cs="Times New Roman"/>
+              </w:rPr>
+              <w:t>0</w:t>
+            </w:r>
+          </w:p>
+        </w:tc>
+        <w:tc>
+          <w:tcPr>
+            <w:tcW w:w="1170" w:type="dxa"/>
+          </w:tcPr>
+          <w:p>
+            <w:pPr>
+              <w:jc w:val="center"/>
+              <w:rPr>
+                <w:rFonts w:ascii="Times New Roman" w:hAnsi="Times New Roman" w:cs="Times New Roman"/>
+              </w:rPr>
+            </w:pPr>
+            <w:r>
+              <w:rPr>
+                <w:rFonts w:ascii="Times New Roman" w:hAnsi="Times New Roman" w:cs="Times New Roman"/>
+              </w:rPr>
+              <w:t>1</w:t>
+            </w:r>
+          </w:p>
+        </w:tc>
+        <w:tc>
+          <w:tcPr>
+            <w:tcW w:w="1080" w:type="dxa"/>
+          </w:tcPr>
+          <w:p>
+            <w:pPr>
+              <w:jc w:val="center"/>
+              <w:rPr>
+                <w:rFonts w:ascii="Times New Roman" w:hAnsi="Times New Roman" w:cs="Times New Roman"/>
+              </w:rPr>
+            </w:pPr>
+            <w:r>
+              <w:rPr>
+                <w:rFonts w:ascii="Times New Roman" w:hAnsi="Times New Roman" w:cs="Times New Roman"/>
+              </w:rPr>
+              <w:t>0</w:t>
+            </w:r>
+          </w:p>
+        </w:tc>
+        <w:tc>
+          <w:tcPr>
+            <w:tcW w:w="1530" w:type="dxa"/>
+          </w:tcPr>
+          <w:p>
+            <w:pPr>
+              <w:jc w:val="center"/>
+              <w:rPr>
+                <w:rFonts w:ascii="Times New Roman" w:hAnsi="Times New Roman" w:cs="Times New Roman"/>
+              </w:rPr>
+            </w:pPr>
+            <w:r>
+              <w:rPr>
+                <w:rFonts w:ascii="Times New Roman" w:hAnsi="Times New Roman" w:cs="Times New Roman"/>
+              </w:rPr>
+              <w:t>1</w:t>
+            </w:r>
+          </w:p>
+        </w:tc>
+        <w:tc>
+          <w:tcPr>
+            <w:tcW w:w="3955" w:type="dxa"/>
+          </w:tcPr>
+          <w:p>
+            <w:pPr>
+              <w:jc w:val="center"/>
+              <w:rPr>
+                <w:rFonts w:ascii="Times New Roman" w:hAnsi="Times New Roman" w:cs="Times New Roman"/>
+              </w:rPr>
+            </w:pPr>
+            <w:r>
+              <w:rPr>
+                <w:rFonts w:ascii="Times New Roman" w:hAnsi="Times New Roman" w:cs="Times New Roman"/>
+              </w:rPr>
+              <w:t>Count down</w:t>
+            </w:r>
+          </w:p>
+        </w:tc>
+      </w:tr>
+    </w:tbl>
+    <w:p>
+      <w:pPr>
+        <w:spacing w:before="240"/>
+        <w:rPr>
+          <w:rFonts w:ascii="Times New Roman" w:hAnsi="Times New Roman" w:cs="Times New Roman"/>
+        </w:rPr>
+      </w:pPr>
+      <w:r>
+        <w:rPr>
+          <w:rFonts w:ascii="Times New Roman" w:hAnsi="Times New Roman" w:cs="Times New Roman"/>
+        </w:rPr>
+        <w:t>Control signal description:</w:t>
+      </w:r>
+    </w:p>
+    <w:p>
+      <w:pPr>
+        <w:pStyle w:val="ListParagraph"/>
+        <w:numPr>
+          <w:ilvl w:val="0"/>
+          <w:numId w:val="10"/>
+        </w:numPr>
+        <w:rPr>
+          <w:rFonts w:ascii="Times New Roman" w:hAnsi="Times New Roman" w:cs="Times New Roman"/>
+        </w:rPr>
+      </w:pPr>
+      <w:r>
+        <w:rPr>
+          <w:rFonts w:ascii="Times New Roman" w:hAnsi="Times New Roman" w:cs="Times New Roman"/>
+          <w:b/>
+          <w:bCs/>
+        </w:rPr>
+        <w:t xml:space="preserve">RESET </w:t>
+      </w:r>
+      <w:r>
+        <w:rPr>
+          <w:rFonts w:ascii="Times New Roman" w:hAnsi="Times New Roman" w:cs="Times New Roman"/>
+          <w:b/>
+          <w:bCs/>
+        </w:rPr>
+        <w:t>=</w:t>
+      </w:r>
+      <w:r>
+        <w:rPr>
+          <w:rFonts w:ascii="Times New Roman" w:hAnsi="Times New Roman" w:cs="Times New Roman"/>
+          <w:b/>
+          <w:bCs/>
+        </w:rPr>
+        <w:t xml:space="preserve"> 1:</w:t>
+      </w:r>
+      <w:r>
+        <w:rPr>
+          <w:rFonts w:ascii="Times New Roman" w:hAnsi="Times New Roman" w:cs="Times New Roman"/>
+        </w:rPr>
+        <w:t xml:space="preserve"> Reset the 8-bit output to 0. </w:t>
+      </w:r>
+    </w:p>
+    <w:p>
+      <w:pPr>
+        <w:pStyle w:val="ListParagraph"/>
+        <w:numPr>
+          <w:ilvl w:val="0"/>
+          <w:numId w:val="10"/>
+        </w:numPr>
+        <w:rPr>
+          <w:rFonts w:ascii="Times New Roman" w:hAnsi="Times New Roman" w:cs="Times New Roman"/>
+        </w:rPr>
+      </w:pPr>
+      <w:r>
+        <w:rPr>
+          <w:rFonts w:ascii="Times New Roman" w:hAnsi="Times New Roman" w:cs="Times New Roman"/>
+          <w:b/>
+          <w:bCs/>
+        </w:rPr>
+        <w:t xml:space="preserve">SS </w:t>
+      </w:r>
+      <w:r>
+        <w:rPr>
+          <w:rFonts w:ascii="Times New Roman" w:hAnsi="Times New Roman" w:cs="Times New Roman"/>
+          <w:b/>
+          <w:bCs/>
+        </w:rPr>
+        <w:t>=</w:t>
+      </w:r>
+      <w:r>
+        <w:rPr>
+          <w:rFonts w:ascii="Times New Roman" w:hAnsi="Times New Roman" w:cs="Times New Roman"/>
+          <w:b/>
+          <w:bCs/>
+        </w:rPr>
+        <w:t xml:space="preserve"> 0:</w:t>
+      </w:r>
+      <w:r>
+        <w:rPr>
+          <w:rFonts w:ascii="Times New Roman" w:hAnsi="Times New Roman" w:cs="Times New Roman"/>
+        </w:rPr>
+        <w:t xml:space="preserve"> </w:t>
+      </w:r>
+      <w:r>
+        <w:rPr>
+          <w:rFonts w:ascii="Times New Roman" w:hAnsi="Times New Roman" w:cs="Times New Roman"/>
+        </w:rPr>
+        <w:t>s</w:t>
+      </w:r>
+      <w:r>
+        <w:rPr>
+          <w:rFonts w:ascii="Times New Roman" w:hAnsi="Times New Roman" w:cs="Times New Roman"/>
+        </w:rPr>
+        <w:t xml:space="preserve">top counting and keep the current output value. </w:t>
+      </w:r>
+    </w:p>
+    <w:p>
+      <w:pPr>
+        <w:pStyle w:val="ListParagraph"/>
+        <w:numPr>
+          <w:ilvl w:val="0"/>
+          <w:numId w:val="10"/>
+        </w:numPr>
+        <w:rPr>
+          <w:rFonts w:ascii="Times New Roman" w:hAnsi="Times New Roman" w:cs="Times New Roman"/>
+        </w:rPr>
+      </w:pPr>
+      <w:r>
+        <w:rPr>
+          <w:rFonts w:ascii="Times New Roman" w:hAnsi="Times New Roman" w:cs="Times New Roman"/>
+          <w:b/>
+          <w:bCs/>
+        </w:rPr>
+        <w:t xml:space="preserve">SS </w:t>
+      </w:r>
+      <w:r>
+        <w:rPr>
+          <w:rFonts w:ascii="Times New Roman" w:hAnsi="Times New Roman" w:cs="Times New Roman"/>
+          <w:b/>
+          <w:bCs/>
+        </w:rPr>
+        <w:t>=</w:t>
+      </w:r>
+      <w:r>
+        <w:rPr>
+          <w:rFonts w:ascii="Times New Roman" w:hAnsi="Times New Roman" w:cs="Times New Roman"/>
+          <w:b/>
+          <w:bCs/>
+        </w:rPr>
+        <w:t xml:space="preserve"> 1:</w:t>
+      </w:r>
+      <w:r>
+        <w:rPr>
+          <w:rFonts w:ascii="Times New Roman" w:hAnsi="Times New Roman" w:cs="Times New Roman"/>
+        </w:rPr>
+        <w:t xml:space="preserve"> </w:t>
+      </w:r>
+      <w:r>
+        <w:rPr>
+          <w:rFonts w:ascii="Times New Roman" w:hAnsi="Times New Roman" w:cs="Times New Roman"/>
+        </w:rPr>
+        <w:t>e</w:t>
+      </w:r>
+      <w:r>
+        <w:rPr>
+          <w:rFonts w:ascii="Times New Roman" w:hAnsi="Times New Roman" w:cs="Times New Roman"/>
+        </w:rPr>
+        <w:t xml:space="preserve">nable counting. </w:t>
+      </w:r>
+    </w:p>
+    <w:p>
+      <w:pPr>
+        <w:pStyle w:val="ListParagraph"/>
+        <w:numPr>
+          <w:ilvl w:val="0"/>
+          <w:numId w:val="10"/>
+        </w:numPr>
+        <w:rPr>
+          <w:rFonts w:ascii="Times New Roman" w:hAnsi="Times New Roman" w:cs="Times New Roman"/>
+        </w:rPr>
+      </w:pPr>
+      <w:r>
+        <w:rPr>
+          <w:rFonts w:ascii="Times New Roman" w:hAnsi="Times New Roman" w:cs="Times New Roman"/>
+          <w:b/>
+          <w:bCs/>
+        </w:rPr>
+        <w:t xml:space="preserve">UD </w:t>
+      </w:r>
+      <w:r>
+        <w:rPr>
+          <w:rFonts w:ascii="Times New Roman" w:hAnsi="Times New Roman" w:cs="Times New Roman"/>
+          <w:b/>
+          <w:bCs/>
+        </w:rPr>
+        <w:t>=</w:t>
+      </w:r>
+      <w:r>
+        <w:rPr>
+          <w:rFonts w:ascii="Times New Roman" w:hAnsi="Times New Roman" w:cs="Times New Roman"/>
+          <w:b/>
+          <w:bCs/>
+        </w:rPr>
+        <w:t xml:space="preserve"> 1:</w:t>
+      </w:r>
+      <w:r>
+        <w:rPr>
+          <w:rFonts w:ascii="Times New Roman" w:hAnsi="Times New Roman" w:cs="Times New Roman"/>
+        </w:rPr>
+        <w:t xml:space="preserve"> </w:t>
+      </w:r>
+      <w:r>
+        <w:rPr>
+          <w:rFonts w:ascii="Times New Roman" w:hAnsi="Times New Roman" w:cs="Times New Roman"/>
+        </w:rPr>
+        <w:t>c</w:t>
+      </w:r>
+      <w:r>
+        <w:rPr>
+          <w:rFonts w:ascii="Times New Roman" w:hAnsi="Times New Roman" w:cs="Times New Roman"/>
+        </w:rPr>
+        <w:t>ount upward (</w:t>
+      </w:r>
+      <w:r>
+        <w:rPr>
+          <w:rFonts w:ascii="Times New Roman" w:hAnsi="Times New Roman" w:cs="Times New Roman"/>
+        </w:rPr>
+        <w:t xml:space="preserve">out </w:t>
+      </w:r>
+      <w:r>
+        <w:rPr>
+          <w:rFonts w:ascii="Times New Roman" w:hAnsi="Times New Roman" w:cs="Times New Roman"/>
+        </w:rPr>
+        <w:t>=</w:t>
+      </w:r>
+      <w:r>
+        <w:rPr>
+          <w:rFonts w:ascii="Times New Roman" w:hAnsi="Times New Roman" w:cs="Times New Roman"/>
+        </w:rPr>
+        <w:t xml:space="preserve"> </w:t>
+      </w:r>
+      <w:r>
+        <w:rPr>
+          <w:rFonts w:ascii="Times New Roman" w:hAnsi="Times New Roman" w:cs="Times New Roman"/>
+        </w:rPr>
+        <w:t>out</w:t>
+      </w:r>
+      <w:r>
+        <w:rPr>
+          <w:rFonts w:ascii="Times New Roman" w:hAnsi="Times New Roman" w:cs="Times New Roman"/>
+        </w:rPr>
+        <w:t xml:space="preserve"> + 1). </w:t>
+      </w:r>
+    </w:p>
+    <w:p>
+      <w:pPr>
+        <w:pStyle w:val="ListParagraph"/>
+        <w:numPr>
+          <w:ilvl w:val="0"/>
+          <w:numId w:val="10"/>
+        </w:numPr>
+        <w:rPr>
+          <w:rFonts w:ascii="Times New Roman" w:hAnsi="Times New Roman" w:cs="Times New Roman"/>
+        </w:rPr>
+      </w:pPr>
+      <w:r>
+        <w:rPr>
+          <w:rFonts w:ascii="Times New Roman" w:hAnsi="Times New Roman" w:cs="Times New Roman"/>
+          <w:b/>
+          <w:bCs/>
+        </w:rPr>
+        <w:t xml:space="preserve">UD </w:t>
+      </w:r>
+      <w:r>
+        <w:rPr>
+          <w:rFonts w:ascii="Times New Roman" w:hAnsi="Times New Roman" w:cs="Times New Roman"/>
+          <w:b/>
+          <w:bCs/>
+        </w:rPr>
+        <w:t>=</w:t>
+      </w:r>
+      <w:r>
+        <w:rPr>
+          <w:rFonts w:ascii="Times New Roman" w:hAnsi="Times New Roman" w:cs="Times New Roman"/>
+          <w:b/>
+          <w:bCs/>
+        </w:rPr>
+        <w:t xml:space="preserve"> 0:</w:t>
+      </w:r>
+      <w:r>
+        <w:rPr>
+          <w:rFonts w:ascii="Times New Roman" w:hAnsi="Times New Roman" w:cs="Times New Roman"/>
+        </w:rPr>
+        <w:t xml:space="preserve"> </w:t>
+      </w:r>
+      <w:r>
+        <w:rPr>
+          <w:rFonts w:ascii="Times New Roman" w:hAnsi="Times New Roman" w:cs="Times New Roman"/>
+        </w:rPr>
+        <w:t>c</w:t>
+      </w:r>
+      <w:r>
+        <w:rPr>
+          <w:rFonts w:ascii="Times New Roman" w:hAnsi="Times New Roman" w:cs="Times New Roman"/>
+        </w:rPr>
+        <w:t>ount downward (</w:t>
+      </w:r>
+      <w:r>
+        <w:rPr>
+          <w:rFonts w:ascii="Times New Roman" w:hAnsi="Times New Roman" w:cs="Times New Roman"/>
+        </w:rPr>
+        <w:t>out</w:t>
+      </w:r>
+      <w:r>
+        <w:rPr>
+          <w:rFonts w:ascii="Times New Roman" w:hAnsi="Times New Roman" w:cs="Times New Roman"/>
+        </w:rPr>
+        <w:t xml:space="preserve"> </w:t>
+      </w:r>
+      <w:r>
+        <w:rPr>
+          <w:rFonts w:ascii="Times New Roman" w:hAnsi="Times New Roman" w:cs="Times New Roman"/>
+        </w:rPr>
+        <w:t>=</w:t>
+      </w:r>
+      <w:r>
+        <w:rPr>
+          <w:rFonts w:ascii="Times New Roman" w:hAnsi="Times New Roman" w:cs="Times New Roman"/>
+        </w:rPr>
+        <w:t xml:space="preserve"> </w:t>
+      </w:r>
+      <w:r>
+        <w:rPr>
+          <w:rFonts w:ascii="Times New Roman" w:hAnsi="Times New Roman" w:cs="Times New Roman"/>
+        </w:rPr>
+        <w:t>out</w:t>
+      </w:r>
+      <w:r>
+        <w:rPr>
+          <w:rFonts w:ascii="Times New Roman" w:hAnsi="Times New Roman" w:cs="Times New Roman"/>
+        </w:rPr>
+        <w:t xml:space="preserve"> - 1). </w:t>
+      </w:r>
+    </w:p>
+    <w:p>
+      <w:pPr>
+        <w:pStyle w:val="ListParagraph"/>
+        <w:numPr>
+          <w:ilvl w:val="0"/>
+          <w:numId w:val="10"/>
+        </w:numPr>
+        <w:rPr>
+          <w:rFonts w:ascii="Times New Roman" w:hAnsi="Times New Roman" w:cs="Times New Roman"/>
+        </w:rPr>
+      </w:pPr>
+      <w:r>
+        <w:rPr>
+          <w:rFonts w:ascii="Times New Roman" w:hAnsi="Times New Roman" w:cs="Times New Roman"/>
+          <w:b/>
+          <w:bCs/>
+        </w:rPr>
+        <w:t>s</w:t>
+      </w:r>
+      <w:r>
+        <w:rPr>
+          <w:rFonts w:ascii="Times New Roman" w:hAnsi="Times New Roman" w:cs="Times New Roman"/>
+          <w:b/>
+          <w:bCs/>
+        </w:rPr>
+        <w:t xml:space="preserve">peed </w:t>
+      </w:r>
+      <w:r>
+        <w:rPr>
+          <w:rFonts w:ascii="Times New Roman" w:hAnsi="Times New Roman" w:cs="Times New Roman"/>
+          <w:b/>
+          <w:bCs/>
+        </w:rPr>
+        <w:t>=</w:t>
+      </w:r>
+      <w:r>
+        <w:rPr>
+          <w:rFonts w:ascii="Times New Roman" w:hAnsi="Times New Roman" w:cs="Times New Roman"/>
+          <w:b/>
+          <w:bCs/>
+        </w:rPr>
+        <w:t xml:space="preserve"> 0:</w:t>
+      </w:r>
+      <w:r>
+        <w:rPr>
+          <w:rFonts w:ascii="Times New Roman" w:hAnsi="Times New Roman" w:cs="Times New Roman"/>
+        </w:rPr>
+        <w:t xml:space="preserve"> </w:t>
+      </w:r>
+      <w:r>
+        <w:rPr>
+          <w:rFonts w:ascii="Times New Roman" w:hAnsi="Times New Roman" w:cs="Times New Roman"/>
+        </w:rPr>
+        <w:t>s</w:t>
+      </w:r>
+      <w:r>
+        <w:rPr>
+          <w:rFonts w:ascii="Times New Roman" w:hAnsi="Times New Roman" w:cs="Times New Roman"/>
+        </w:rPr>
+        <w:t xml:space="preserve">elect the higher counting speed. </w:t>
+      </w:r>
+    </w:p>
+    <w:p>
+      <w:pPr>
+        <w:pStyle w:val="ListParagraph"/>
+        <w:numPr>
+          <w:ilvl w:val="0"/>
+          <w:numId w:val="10"/>
+        </w:numPr>
+        <w:rPr>
+          <w:rFonts w:ascii="Times New Roman" w:hAnsi="Times New Roman" w:cs="Times New Roman"/>
+        </w:rPr>
+      </w:pPr>
+      <w:r>
+        <w:rPr>
+          <w:rFonts w:ascii="Times New Roman" w:hAnsi="Times New Roman" w:cs="Times New Roman"/>
+          <w:b/>
+          <w:bCs/>
+        </w:rPr>
+        <w:t>speed</w:t>
+      </w:r>
+      <w:r>
+        <w:rPr>
+          <w:rFonts w:ascii="Times New Roman" w:hAnsi="Times New Roman" w:cs="Times New Roman"/>
+          <w:b/>
+          <w:bCs/>
+        </w:rPr>
+        <w:t xml:space="preserve"> </w:t>
+      </w:r>
+      <w:r>
+        <w:rPr>
+          <w:rFonts w:ascii="Times New Roman" w:hAnsi="Times New Roman" w:cs="Times New Roman"/>
+          <w:b/>
+          <w:bCs/>
+        </w:rPr>
+        <w:t>=</w:t>
+      </w:r>
+      <w:r>
+        <w:rPr>
+          <w:rFonts w:ascii="Times New Roman" w:hAnsi="Times New Roman" w:cs="Times New Roman"/>
+          <w:b/>
+          <w:bCs/>
+        </w:rPr>
+        <w:t xml:space="preserve"> 1:</w:t>
+      </w:r>
+      <w:r>
+        <w:rPr>
+          <w:rFonts w:ascii="Times New Roman" w:hAnsi="Times New Roman" w:cs="Times New Roman"/>
+        </w:rPr>
+        <w:t xml:space="preserve"> </w:t>
+      </w:r>
+      <w:r>
+        <w:rPr>
+          <w:rFonts w:ascii="Times New Roman" w:hAnsi="Times New Roman" w:cs="Times New Roman"/>
+        </w:rPr>
+        <w:t>s</w:t>
+      </w:r>
+      <w:r>
+        <w:rPr>
+          <w:rFonts w:ascii="Times New Roman" w:hAnsi="Times New Roman" w:cs="Times New Roman"/>
+        </w:rPr>
+        <w:t>elect the lower counting speed.</w:t>
+      </w:r>
+    </w:p>
+    <w:p>
+      <w:pPr>
+        <w:pStyle w:val="Heading2"/>
+        <w:spacing w:before="0" w:after="240"/>
+        <w:rPr>
+          <w:rFonts w:ascii="Times New Roman" w:hAnsi="Times New Roman" w:cs="Times New Roman"/>
+          <w:sz w:val="22"/>
+          <w:szCs w:val="22"/>
+        </w:rPr>
+      </w:pPr>
+      <w:r>
+        <w:rPr>
+          <w:rFonts w:ascii="Times New Roman" w:hAnsi="Times New Roman" w:cs="Times New Roman"/>
+          <w:sz w:val="22"/>
+          <w:szCs w:val="22"/>
+        </w:rPr>
+        <w:lastRenderedPageBreak/>
+        <w:t>4. Test Cases Overview</w:t>
+      </w:r>
+    </w:p>
+    <w:tbl>
+      <w:tblPr>
+        <w:tblW w:w="8640" w:type="dxa"/>
+        <w:tblInd w:w="-5" w:type="dxa"/>
+        <w:tblBorders>
+          <w:top w:val="single" w:sz="4" w:space="0" w:color="auto"/>
+          <w:left w:val="single" w:sz="4" w:space="0" w:color="auto"/>
+          <w:bottom w:val="single" w:sz="4" w:space="0" w:color="auto"/>
+          <w:right w:val="single" w:sz="4" w:space="0" w:color="auto"/>
+          <w:insideH w:val="single" w:sz="4" w:space="0" w:color="auto"/>
+          <w:insideV w:val="single" w:sz="4" w:space="0" w:color="auto"/>
+        </w:tblBorders>
+        <w:tblLayout w:type="fixed"/>
+        <w:tblLook w:val="04A0" w:firstRow="1" w:lastRow="0" w:firstColumn="1" w:lastColumn="0" w:noHBand="0" w:noVBand="1"/>
+      </w:tblPr>
+      <w:tblGrid>
+        <w:gridCol w:w="900"/>
+        <w:gridCol w:w="1800"/>
+        <w:gridCol w:w="2070"/>
+        <w:gridCol w:w="2070"/>
+        <w:gridCol w:w="1800"/>
+      </w:tblGrid>
+      <w:tr>
+        <w:trPr>
+          <w:trHeight w:val="804"/>
+        </w:trPr>
+        <w:tc>
+          <w:tcPr>
+            <w:tcW w:w="900" w:type="dxa"/>
+            <w:shd w:val="clear" w:color="auto" w:fill="4F81BD" w:themeFill="accent1"/>
+            <w:vAlign w:val="center"/>
+          </w:tcPr>
+          <w:p>
+            <w:pPr>
+              <w:spacing w:after="0"/>
+              <w:jc w:val="center"/>
+              <w:rPr>
+                <w:rFonts w:ascii="Times New Roman" w:hAnsi="Times New Roman" w:cs="Times New Roman"/>
+                <w:b/>
+                <w:bCs/>
+              </w:rPr>
+            </w:pPr>
+            <w:r>
+              <w:rPr>
+                <w:rFonts w:ascii="Times New Roman" w:hAnsi="Times New Roman" w:cs="Times New Roman"/>
+                <w:b/>
+                <w:bCs/>
+              </w:rPr>
+              <w:t>TC ID</w:t>
+            </w:r>
+          </w:p>
+        </w:tc>
+        <w:tc>
+          <w:tcPr>
+            <w:tcW w:w="1800" w:type="dxa"/>
+            <w:shd w:val="clear" w:color="auto" w:fill="4F81BD" w:themeFill="accent1"/>
+            <w:vAlign w:val="center"/>
+          </w:tcPr>
+          <w:p>
+            <w:pPr>
+              <w:spacing w:after="0"/>
+              <w:jc w:val="center"/>
+              <w:rPr>
+                <w:rFonts w:ascii="Times New Roman" w:hAnsi="Times New Roman" w:cs="Times New Roman"/>
+                <w:b/>
+                <w:bCs/>
+              </w:rPr>
+            </w:pPr>
+            <w:r>
+              <w:rPr>
+                <w:rFonts w:ascii="Times New Roman" w:hAnsi="Times New Roman" w:cs="Times New Roman"/>
+                <w:b/>
+                <w:bCs/>
+              </w:rPr>
+              <w:t>Purpose</w:t>
+            </w:r>
+          </w:p>
+        </w:tc>
+        <w:tc>
+          <w:tcPr>
+            <w:tcW w:w="2070" w:type="dxa"/>
+            <w:shd w:val="clear" w:color="auto" w:fill="4F81BD" w:themeFill="accent1"/>
+            <w:vAlign w:val="center"/>
+          </w:tcPr>
+          <w:p>
+            <w:pPr>
+              <w:spacing w:after="0"/>
+              <w:jc w:val="center"/>
+              <w:rPr>
+                <w:rFonts w:ascii="Times New Roman" w:hAnsi="Times New Roman" w:cs="Times New Roman"/>
+                <w:b/>
+                <w:bCs/>
+              </w:rPr>
+            </w:pPr>
+            <w:r>
+              <w:rPr>
+                <w:rFonts w:ascii="Times New Roman" w:hAnsi="Times New Roman" w:cs="Times New Roman"/>
+                <w:b/>
+                <w:bCs/>
+              </w:rPr>
+              <w:t>Input</w:t>
+            </w:r>
+          </w:p>
+        </w:tc>
+        <w:tc>
+          <w:tcPr>
+            <w:tcW w:w="2070" w:type="dxa"/>
+            <w:shd w:val="clear" w:color="auto" w:fill="4F81BD" w:themeFill="accent1"/>
+            <w:vAlign w:val="center"/>
+          </w:tcPr>
+          <w:p>
+            <w:pPr>
+              <w:spacing w:after="0"/>
+              <w:jc w:val="center"/>
+              <w:rPr>
+                <w:rFonts w:ascii="Times New Roman" w:hAnsi="Times New Roman" w:cs="Times New Roman"/>
+                <w:b/>
+                <w:bCs/>
+              </w:rPr>
+            </w:pPr>
+            <w:r>
+              <w:rPr>
+                <w:rFonts w:ascii="Times New Roman" w:hAnsi="Times New Roman" w:cs="Times New Roman"/>
+                <w:b/>
+                <w:bCs/>
+              </w:rPr>
+              <w:t>Expected Output</w:t>
+            </w:r>
+          </w:p>
+        </w:tc>
+        <w:tc>
+          <w:tcPr>
+            <w:tcW w:w="1800" w:type="dxa"/>
+            <w:shd w:val="clear" w:color="auto" w:fill="4F81BD" w:themeFill="accent1"/>
+            <w:vAlign w:val="center"/>
+          </w:tcPr>
+          <w:p>
+            <w:pPr>
+              <w:spacing w:after="0"/>
+              <w:jc w:val="center"/>
+              <w:rPr>
+                <w:rFonts w:ascii="Times New Roman" w:hAnsi="Times New Roman" w:cs="Times New Roman"/>
+                <w:b/>
+                <w:bCs/>
+              </w:rPr>
+            </w:pPr>
+            <w:r>
+              <w:rPr>
+                <w:rFonts w:ascii="Times New Roman" w:hAnsi="Times New Roman" w:cs="Times New Roman"/>
+                <w:b/>
+                <w:bCs/>
+              </w:rPr>
+              <w:t>Result (Pass/Fail)</w:t>
+            </w:r>
+          </w:p>
+        </w:tc>
+      </w:tr>
+      <w:tr>
+        <w:trPr>
+          <w:trHeight w:val="1092"/>
+        </w:trPr>
+        <w:tc>
+          <w:tcPr>
+            <w:tcW w:w="900" w:type="dxa"/>
+            <w:vAlign w:val="center"/>
+          </w:tcPr>
+          <w:p>
+            <w:pPr>
+              <w:spacing w:after="0"/>
+              <w:jc w:val="center"/>
+              <w:rPr>
+                <w:rFonts w:ascii="Times New Roman" w:hAnsi="Times New Roman" w:cs="Times New Roman"/>
+              </w:rPr>
+            </w:pPr>
+            <w:r>
+              <w:rPr>
+                <w:rFonts w:ascii="Times New Roman" w:hAnsi="Times New Roman" w:cs="Times New Roman"/>
+              </w:rPr>
+              <w:t>TC1</w:t>
+            </w:r>
+          </w:p>
+        </w:tc>
+        <w:tc>
+          <w:tcPr>
+            <w:tcW w:w="1800" w:type="dxa"/>
+            <w:vAlign w:val="center"/>
+          </w:tcPr>
+          <w:p>
+            <w:pPr>
+              <w:spacing w:after="0"/>
+              <w:jc w:val="center"/>
+              <w:rPr>
+                <w:rFonts w:ascii="Times New Roman" w:hAnsi="Times New Roman" w:cs="Times New Roman"/>
+              </w:rPr>
+            </w:pPr>
+            <w:r>
+              <w:rPr>
+                <w:rFonts w:ascii="Times New Roman" w:hAnsi="Times New Roman" w:cs="Times New Roman"/>
+              </w:rPr>
+              <w:t>Up counting at high speed</w:t>
+            </w:r>
+            <w:r>
+              <w:rPr>
+                <w:rFonts w:ascii="Times New Roman" w:hAnsi="Times New Roman" w:cs="Times New Roman"/>
+              </w:rPr>
+              <w:t xml:space="preserve"> (5MHz)</w:t>
+            </w:r>
+          </w:p>
+        </w:tc>
+        <w:tc>
+          <w:tcPr>
+            <w:tcW w:w="2070" w:type="dxa"/>
+            <w:vAlign w:val="center"/>
+          </w:tcPr>
+          <w:p>
+            <w:pPr>
+              <w:spacing w:after="0"/>
+              <w:rPr>
+                <w:rFonts w:ascii="Times New Roman" w:hAnsi="Times New Roman" w:cs="Times New Roman"/>
+              </w:rPr>
+            </w:pPr>
+            <w:r>
+              <w:rPr>
+                <w:rFonts w:ascii="Times New Roman" w:hAnsi="Times New Roman" w:cs="Times New Roman"/>
+              </w:rPr>
+              <w:t>RESET</w:t>
+            </w:r>
+            <w:r>
+              <w:rPr>
+                <w:rFonts w:ascii="Times New Roman" w:hAnsi="Times New Roman" w:cs="Times New Roman"/>
+              </w:rPr>
+              <w:t xml:space="preserve"> </w:t>
+            </w:r>
+            <w:r>
+              <w:rPr>
+                <w:rFonts w:ascii="Times New Roman" w:hAnsi="Times New Roman" w:cs="Times New Roman"/>
+              </w:rPr>
+              <w:t>=</w:t>
+            </w:r>
+            <w:r>
+              <w:rPr>
+                <w:rFonts w:ascii="Times New Roman" w:hAnsi="Times New Roman" w:cs="Times New Roman"/>
+              </w:rPr>
+              <w:t xml:space="preserve"> </w:t>
+            </w:r>
+            <w:r>
+              <w:rPr>
+                <w:rFonts w:ascii="Times New Roman" w:hAnsi="Times New Roman" w:cs="Times New Roman"/>
+              </w:rPr>
+              <w:t>0, SS</w:t>
+            </w:r>
+            <w:r>
+              <w:rPr>
+                <w:rFonts w:ascii="Times New Roman" w:hAnsi="Times New Roman" w:cs="Times New Roman"/>
+              </w:rPr>
+              <w:t xml:space="preserve"> </w:t>
+            </w:r>
+            <w:r>
+              <w:rPr>
+                <w:rFonts w:ascii="Times New Roman" w:hAnsi="Times New Roman" w:cs="Times New Roman"/>
+              </w:rPr>
+              <w:t>=</w:t>
+            </w:r>
+            <w:r>
+              <w:rPr>
+                <w:rFonts w:ascii="Times New Roman" w:hAnsi="Times New Roman" w:cs="Times New Roman"/>
+              </w:rPr>
+              <w:t xml:space="preserve"> </w:t>
+            </w:r>
+            <w:r>
+              <w:rPr>
+                <w:rFonts w:ascii="Times New Roman" w:hAnsi="Times New Roman" w:cs="Times New Roman"/>
+              </w:rPr>
+              <w:t>1, UD</w:t>
+            </w:r>
+            <w:r>
+              <w:rPr>
+                <w:rFonts w:ascii="Times New Roman" w:hAnsi="Times New Roman" w:cs="Times New Roman"/>
+              </w:rPr>
+              <w:t xml:space="preserve"> </w:t>
+            </w:r>
+            <w:r>
+              <w:rPr>
+                <w:rFonts w:ascii="Times New Roman" w:hAnsi="Times New Roman" w:cs="Times New Roman"/>
+              </w:rPr>
+              <w:t>=</w:t>
+            </w:r>
+            <w:r>
+              <w:rPr>
+                <w:rFonts w:ascii="Times New Roman" w:hAnsi="Times New Roman" w:cs="Times New Roman"/>
+              </w:rPr>
+              <w:t xml:space="preserve"> </w:t>
+            </w:r>
+            <w:r>
+              <w:rPr>
+                <w:rFonts w:ascii="Times New Roman" w:hAnsi="Times New Roman" w:cs="Times New Roman"/>
+              </w:rPr>
+              <w:t xml:space="preserve">1, </w:t>
+            </w:r>
+            <w:r>
+              <w:rPr>
+                <w:rFonts w:ascii="Times New Roman" w:hAnsi="Times New Roman" w:cs="Times New Roman"/>
+              </w:rPr>
+              <w:t xml:space="preserve">speed </w:t>
+            </w:r>
+            <w:r>
+              <w:rPr>
+                <w:rFonts w:ascii="Times New Roman" w:hAnsi="Times New Roman" w:cs="Times New Roman"/>
+              </w:rPr>
+              <w:t>=</w:t>
+            </w:r>
+            <w:r>
+              <w:rPr>
+                <w:rFonts w:ascii="Times New Roman" w:hAnsi="Times New Roman" w:cs="Times New Roman"/>
+              </w:rPr>
+              <w:t xml:space="preserve"> </w:t>
+            </w:r>
+            <w:r>
+              <w:rPr>
+                <w:rFonts w:ascii="Times New Roman" w:hAnsi="Times New Roman" w:cs="Times New Roman"/>
+              </w:rPr>
+              <w:t>0</w:t>
+            </w:r>
+          </w:p>
+        </w:tc>
+        <w:tc>
+          <w:tcPr>
+            <w:tcW w:w="2070" w:type="dxa"/>
+            <w:vAlign w:val="center"/>
+          </w:tcPr>
+          <w:p>
+            <w:pPr>
+              <w:spacing w:after="0"/>
+              <w:jc w:val="center"/>
+              <w:rPr>
+                <w:rFonts w:ascii="Times New Roman" w:hAnsi="Times New Roman" w:cs="Times New Roman"/>
+              </w:rPr>
+            </w:pPr>
+            <w:r>
+              <w:rPr>
+                <w:rFonts w:ascii="Times New Roman" w:hAnsi="Times New Roman" w:cs="Times New Roman"/>
+              </w:rPr>
+              <w:t>OUT increases by 1 continuously</w:t>
+            </w:r>
+          </w:p>
+        </w:tc>
+        <w:tc>
+          <w:tcPr>
+            <w:tcW w:w="1800" w:type="dxa"/>
+            <w:vAlign w:val="center"/>
+          </w:tcPr>
+          <w:p>
+            <w:pPr>
+              <w:spacing w:after="0"/>
+              <w:jc w:val="center"/>
+              <w:rPr>
+                <w:rFonts w:ascii="Times New Roman" w:hAnsi="Times New Roman" w:cs="Times New Roman"/>
+              </w:rPr>
+            </w:pPr>
+            <w:r>
+              <w:rPr>
+                <w:rFonts w:ascii="Times New Roman" w:hAnsi="Times New Roman" w:cs="Times New Roman"/>
+              </w:rPr>
+              <w:t>Pass</w:t>
+            </w:r>
+          </w:p>
+        </w:tc>
+      </w:tr>
+      <w:tr>
+        <w:trPr>
+          <w:trHeight w:val="804"/>
+        </w:trPr>
+        <w:tc>
+          <w:tcPr>
+            <w:tcW w:w="900" w:type="dxa"/>
+            <w:vAlign w:val="center"/>
+          </w:tcPr>
+          <w:p>
+            <w:pPr>
+              <w:spacing w:after="0"/>
+              <w:jc w:val="center"/>
+              <w:rPr>
+                <w:rFonts w:ascii="Times New Roman" w:hAnsi="Times New Roman" w:cs="Times New Roman"/>
+              </w:rPr>
+            </w:pPr>
+            <w:r>
+              <w:rPr>
+                <w:rFonts w:ascii="Times New Roman" w:hAnsi="Times New Roman" w:cs="Times New Roman"/>
+              </w:rPr>
+              <w:t>TC2</w:t>
+            </w:r>
+          </w:p>
+        </w:tc>
+        <w:tc>
+          <w:tcPr>
+            <w:tcW w:w="1800" w:type="dxa"/>
+            <w:vAlign w:val="center"/>
+          </w:tcPr>
+          <w:p>
+            <w:pPr>
+              <w:spacing w:after="0"/>
+              <w:jc w:val="center"/>
+              <w:rPr>
+                <w:rFonts w:ascii="Times New Roman" w:hAnsi="Times New Roman" w:cs="Times New Roman"/>
+              </w:rPr>
+            </w:pPr>
+            <w:r>
+              <w:rPr>
+                <w:rFonts w:ascii="Times New Roman" w:hAnsi="Times New Roman" w:cs="Times New Roman"/>
+              </w:rPr>
+              <w:t>Stop counting</w:t>
+            </w:r>
+          </w:p>
+        </w:tc>
+        <w:tc>
+          <w:tcPr>
+            <w:tcW w:w="2070" w:type="dxa"/>
+            <w:vAlign w:val="center"/>
+          </w:tcPr>
+          <w:p>
+            <w:pPr>
+              <w:spacing w:after="0"/>
+              <w:rPr>
+                <w:rFonts w:ascii="Times New Roman" w:hAnsi="Times New Roman" w:cs="Times New Roman"/>
+              </w:rPr>
+            </w:pPr>
+            <w:r>
+              <w:rPr>
+                <w:rFonts w:ascii="Times New Roman" w:hAnsi="Times New Roman" w:cs="Times New Roman"/>
+              </w:rPr>
+              <w:t xml:space="preserve">SS </w:t>
+            </w:r>
+            <w:r>
+              <w:rPr>
+                <w:rFonts w:ascii="Times New Roman" w:hAnsi="Times New Roman" w:cs="Times New Roman"/>
+              </w:rPr>
+              <w:t>=</w:t>
+            </w:r>
+            <w:r>
+              <w:rPr>
+                <w:rFonts w:ascii="Times New Roman" w:hAnsi="Times New Roman" w:cs="Times New Roman"/>
+              </w:rPr>
+              <w:t xml:space="preserve"> 0</w:t>
+            </w:r>
+          </w:p>
+        </w:tc>
+        <w:tc>
+          <w:tcPr>
+            <w:tcW w:w="2070" w:type="dxa"/>
+            <w:vAlign w:val="center"/>
+          </w:tcPr>
+          <w:p>
+            <w:pPr>
+              <w:spacing w:after="0"/>
+              <w:jc w:val="center"/>
+              <w:rPr>
+                <w:rFonts w:ascii="Times New Roman" w:hAnsi="Times New Roman" w:cs="Times New Roman"/>
+              </w:rPr>
+            </w:pPr>
+            <w:r>
+              <w:rPr>
+                <w:rFonts w:ascii="Times New Roman" w:hAnsi="Times New Roman" w:cs="Times New Roman"/>
+              </w:rPr>
+              <w:t>OUT remains unchanged</w:t>
+            </w:r>
+          </w:p>
+        </w:tc>
+        <w:tc>
+          <w:tcPr>
+            <w:tcW w:w="1800" w:type="dxa"/>
+            <w:vAlign w:val="center"/>
+          </w:tcPr>
+          <w:p>
+            <w:pPr>
+              <w:spacing w:after="0"/>
+              <w:jc w:val="center"/>
+              <w:rPr>
+                <w:rFonts w:ascii="Times New Roman" w:hAnsi="Times New Roman" w:cs="Times New Roman"/>
+              </w:rPr>
+            </w:pPr>
+            <w:r>
+              <w:rPr>
+                <w:rFonts w:ascii="Times New Roman" w:hAnsi="Times New Roman" w:cs="Times New Roman"/>
+              </w:rPr>
+              <w:t>Pass</w:t>
+            </w:r>
+          </w:p>
+        </w:tc>
+      </w:tr>
+      <w:tr>
+        <w:trPr>
+          <w:trHeight w:val="804"/>
+        </w:trPr>
+        <w:tc>
+          <w:tcPr>
+            <w:tcW w:w="900" w:type="dxa"/>
+            <w:vAlign w:val="center"/>
+          </w:tcPr>
+          <w:p>
+            <w:pPr>
+              <w:spacing w:after="0"/>
+              <w:jc w:val="center"/>
+              <w:rPr>
+                <w:rFonts w:ascii="Times New Roman" w:hAnsi="Times New Roman" w:cs="Times New Roman"/>
+              </w:rPr>
+            </w:pPr>
+            <w:r>
+              <w:rPr>
+                <w:rFonts w:ascii="Times New Roman" w:hAnsi="Times New Roman" w:cs="Times New Roman"/>
+              </w:rPr>
               <w:t>TC3</w:t>
             </w:r>
           </w:p>
         </w:tc>
         <w:tc>
           <w:tcPr>
-            <w:tcW w:w="1728" w:type="dxa"/>
+            <w:tcW w:w="1800" w:type="dxa"/>
+            <w:vAlign w:val="center"/>
           </w:tcPr>
           <w:p>
+            <w:pPr>
+              <w:spacing w:after="0"/>
+              <w:jc w:val="center"/>
+              <w:rPr>
+                <w:rFonts w:ascii="Times New Roman" w:hAnsi="Times New Roman" w:cs="Times New Roman"/>
+              </w:rPr>
+            </w:pPr>
             <w:r>
-              <w:t>................................</w:t>
+              <w:rPr>
+                <w:rFonts w:ascii="Times New Roman" w:hAnsi="Times New Roman" w:cs="Times New Roman"/>
+              </w:rPr>
+              <w:t>Down counting</w:t>
             </w:r>
           </w:p>
         </w:tc>
         <w:tc>
           <w:tcPr>
-            <w:tcW w:w="1728" w:type="dxa"/>
+            <w:tcW w:w="2070" w:type="dxa"/>
+            <w:vAlign w:val="center"/>
           </w:tcPr>
           <w:p>
+            <w:pPr>
+              <w:spacing w:after="0"/>
+              <w:rPr>
+                <w:rFonts w:ascii="Times New Roman" w:hAnsi="Times New Roman" w:cs="Times New Roman"/>
+              </w:rPr>
+            </w:pPr>
             <w:r>
-              <w:t>................................</w:t>
+              <w:rPr>
+                <w:rFonts w:ascii="Times New Roman" w:hAnsi="Times New Roman" w:cs="Times New Roman"/>
+              </w:rPr>
+              <w:t xml:space="preserve">SS </w:t>
+            </w:r>
+            <w:r>
+              <w:rPr>
+                <w:rFonts w:ascii="Times New Roman" w:hAnsi="Times New Roman" w:cs="Times New Roman"/>
+              </w:rPr>
+              <w:t>=</w:t>
+            </w:r>
+            <w:r>
+              <w:rPr>
+                <w:rFonts w:ascii="Times New Roman" w:hAnsi="Times New Roman" w:cs="Times New Roman"/>
+              </w:rPr>
+              <w:t xml:space="preserve"> 1, UD </w:t>
+            </w:r>
+            <w:r>
+              <w:rPr>
+                <w:rFonts w:ascii="Times New Roman" w:hAnsi="Times New Roman" w:cs="Times New Roman"/>
+              </w:rPr>
+              <w:t>=</w:t>
+            </w:r>
+            <w:r>
+              <w:rPr>
+                <w:rFonts w:ascii="Times New Roman" w:hAnsi="Times New Roman" w:cs="Times New Roman"/>
+              </w:rPr>
+              <w:t xml:space="preserve"> 0, speed </w:t>
+            </w:r>
+            <w:r>
+              <w:rPr>
+                <w:rFonts w:ascii="Times New Roman" w:hAnsi="Times New Roman" w:cs="Times New Roman"/>
+              </w:rPr>
+              <w:t>=</w:t>
+            </w:r>
+            <w:r>
+              <w:rPr>
+                <w:rFonts w:ascii="Times New Roman" w:hAnsi="Times New Roman" w:cs="Times New Roman"/>
+              </w:rPr>
+              <w:t xml:space="preserve"> 0</w:t>
             </w:r>
           </w:p>
         </w:tc>
         <w:tc>
           <w:tcPr>
-            <w:tcW w:w="1728" w:type="dxa"/>
+            <w:tcW w:w="2070" w:type="dxa"/>
+            <w:vAlign w:val="center"/>
           </w:tcPr>
           <w:p>
+            <w:pPr>
+              <w:spacing w:after="0"/>
+              <w:jc w:val="center"/>
+              <w:rPr>
+                <w:rFonts w:ascii="Times New Roman" w:hAnsi="Times New Roman" w:cs="Times New Roman"/>
+              </w:rPr>
+            </w:pPr>
             <w:r>
-              <w:t>................................</w:t>
+              <w:rPr>
+                <w:rFonts w:ascii="Times New Roman" w:hAnsi="Times New Roman" w:cs="Times New Roman"/>
+              </w:rPr>
+              <w:t>OUT decreases by 1 continuously</w:t>
             </w:r>
           </w:p>
         </w:tc>
         <w:tc>
           <w:tcPr>
-            <w:tcW w:w="1728" w:type="dxa"/>
+            <w:tcW w:w="1800" w:type="dxa"/>
+            <w:vAlign w:val="center"/>
           </w:tcPr>
           <w:p>
+            <w:pPr>
+              <w:spacing w:after="0"/>
+              <w:jc w:val="center"/>
+              <w:rPr>
+                <w:rFonts w:ascii="Times New Roman" w:hAnsi="Times New Roman" w:cs="Times New Roman"/>
+              </w:rPr>
+            </w:pPr>
             <w:r>
-              <w:t>................................</w:t>
+              <w:rPr>
+                <w:rFonts w:ascii="Times New Roman" w:hAnsi="Times New Roman" w:cs="Times New Roman"/>
+              </w:rPr>
+              <w:t>Pass</w:t>
+            </w:r>
+          </w:p>
+        </w:tc>
+      </w:tr>
+      <w:tr>
+        <w:trPr>
+          <w:trHeight w:val="1092"/>
+        </w:trPr>
+        <w:tc>
+          <w:tcPr>
+            <w:tcW w:w="900" w:type="dxa"/>
+            <w:vAlign w:val="center"/>
+          </w:tcPr>
+          <w:p>
+            <w:pPr>
+              <w:spacing w:after="0"/>
+              <w:jc w:val="center"/>
+              <w:rPr>
+                <w:rFonts w:ascii="Times New Roman" w:hAnsi="Times New Roman" w:cs="Times New Roman"/>
+              </w:rPr>
+            </w:pPr>
+            <w:r>
+              <w:rPr>
+                <w:rFonts w:ascii="Times New Roman" w:hAnsi="Times New Roman" w:cs="Times New Roman"/>
+              </w:rPr>
+              <w:t>TC4</w:t>
+            </w:r>
+          </w:p>
+        </w:tc>
+        <w:tc>
+          <w:tcPr>
+            <w:tcW w:w="1800" w:type="dxa"/>
+            <w:vAlign w:val="center"/>
+          </w:tcPr>
+          <w:p>
+            <w:pPr>
+              <w:spacing w:after="0"/>
+              <w:jc w:val="center"/>
+              <w:rPr>
+                <w:rFonts w:ascii="Times New Roman" w:hAnsi="Times New Roman" w:cs="Times New Roman"/>
+              </w:rPr>
+            </w:pPr>
+            <w:r>
+              <w:rPr>
+                <w:rFonts w:ascii="Times New Roman" w:hAnsi="Times New Roman" w:cs="Times New Roman"/>
+              </w:rPr>
+              <w:t>Up counting at low speed</w:t>
+            </w:r>
+            <w:r>
+              <w:rPr>
+                <w:rFonts w:ascii="Times New Roman" w:hAnsi="Times New Roman" w:cs="Times New Roman"/>
+              </w:rPr>
+              <w:t xml:space="preserve"> (1MHz)</w:t>
+            </w:r>
+          </w:p>
+        </w:tc>
+        <w:tc>
+          <w:tcPr>
+            <w:tcW w:w="2070" w:type="dxa"/>
+            <w:vAlign w:val="center"/>
+          </w:tcPr>
+          <w:p>
+            <w:pPr>
+              <w:spacing w:after="0"/>
+              <w:rPr>
+                <w:rFonts w:ascii="Times New Roman" w:hAnsi="Times New Roman" w:cs="Times New Roman"/>
+              </w:rPr>
+            </w:pPr>
+            <w:r>
+              <w:rPr>
+                <w:rFonts w:ascii="Times New Roman" w:hAnsi="Times New Roman" w:cs="Times New Roman"/>
+              </w:rPr>
+              <w:t xml:space="preserve">SS </w:t>
+            </w:r>
+            <w:r>
+              <w:rPr>
+                <w:rFonts w:ascii="Times New Roman" w:hAnsi="Times New Roman" w:cs="Times New Roman"/>
+              </w:rPr>
+              <w:t>=</w:t>
+            </w:r>
+            <w:r>
+              <w:rPr>
+                <w:rFonts w:ascii="Times New Roman" w:hAnsi="Times New Roman" w:cs="Times New Roman"/>
+              </w:rPr>
+              <w:t xml:space="preserve"> 1, UD </w:t>
+            </w:r>
+            <w:r>
+              <w:rPr>
+                <w:rFonts w:ascii="Times New Roman" w:hAnsi="Times New Roman" w:cs="Times New Roman"/>
+              </w:rPr>
+              <w:t>=</w:t>
+            </w:r>
+            <w:r>
+              <w:rPr>
+                <w:rFonts w:ascii="Times New Roman" w:hAnsi="Times New Roman" w:cs="Times New Roman"/>
+              </w:rPr>
+              <w:t xml:space="preserve">1, speed </w:t>
+            </w:r>
+            <w:r>
+              <w:rPr>
+                <w:rFonts w:ascii="Times New Roman" w:hAnsi="Times New Roman" w:cs="Times New Roman"/>
+              </w:rPr>
+              <w:t>=</w:t>
+            </w:r>
+            <w:r>
+              <w:rPr>
+                <w:rFonts w:ascii="Times New Roman" w:hAnsi="Times New Roman" w:cs="Times New Roman"/>
+              </w:rPr>
+              <w:t xml:space="preserve"> 1</w:t>
+            </w:r>
+          </w:p>
+        </w:tc>
+        <w:tc>
+          <w:tcPr>
+            <w:tcW w:w="2070" w:type="dxa"/>
+            <w:vAlign w:val="center"/>
+          </w:tcPr>
+          <w:p>
+            <w:pPr>
+              <w:spacing w:after="0"/>
+              <w:jc w:val="center"/>
+              <w:rPr>
+                <w:rFonts w:ascii="Times New Roman" w:hAnsi="Times New Roman" w:cs="Times New Roman"/>
+              </w:rPr>
+            </w:pPr>
+            <w:r>
+              <w:rPr>
+                <w:rFonts w:ascii="Times New Roman" w:hAnsi="Times New Roman" w:cs="Times New Roman"/>
+              </w:rPr>
+              <w:t>OUT increases by 1 at the lower counting speed</w:t>
+            </w:r>
+          </w:p>
+        </w:tc>
+        <w:tc>
+          <w:tcPr>
+            <w:tcW w:w="1800" w:type="dxa"/>
+            <w:vAlign w:val="center"/>
+          </w:tcPr>
+          <w:p>
+            <w:pPr>
+              <w:spacing w:after="0"/>
+              <w:jc w:val="center"/>
+              <w:rPr>
+                <w:rFonts w:ascii="Times New Roman" w:hAnsi="Times New Roman" w:cs="Times New Roman"/>
+              </w:rPr>
+            </w:pPr>
+            <w:r>
+              <w:rPr>
+                <w:rFonts w:ascii="Times New Roman" w:hAnsi="Times New Roman" w:cs="Times New Roman"/>
+              </w:rPr>
+              <w:t>Pass</w:t>
             </w:r>
           </w:p>
         </w:tc>
@@ -335,142 +2409,1509 @@
     <w:p>
       <w:pPr>
         <w:pStyle w:val="Heading2"/>
+        <w:rPr>
+          <w:rFonts w:ascii="Times New Roman" w:hAnsi="Times New Roman" w:cs="Times New Roman"/>
+          <w:sz w:val="22"/>
+          <w:szCs w:val="22"/>
+        </w:rPr>
       </w:pPr>
       <w:r>
+        <w:rPr>
+          <w:rFonts w:ascii="Times New Roman" w:hAnsi="Times New Roman" w:cs="Times New Roman"/>
+          <w:sz w:val="22"/>
+          <w:szCs w:val="22"/>
+        </w:rPr>
         <w:t>5. Testcase Details</w:t>
       </w:r>
     </w:p>
     <w:p>
       <w:pPr>
         <w:pStyle w:val="Heading3"/>
+        <w:spacing w:before="0"/>
+        <w:rPr>
+          <w:rFonts w:ascii="Times New Roman" w:hAnsi="Times New Roman" w:cs="Times New Roman"/>
+        </w:rPr>
       </w:pPr>
       <w:r>
+        <w:rPr>
+          <w:rFonts w:ascii="Times New Roman" w:hAnsi="Times New Roman" w:cs="Times New Roman"/>
+        </w:rPr>
         <w:t>Testcase 1</w:t>
       </w:r>
       <w:r>
-        <w:t>: _________________________</w:t>
+        <w:rPr>
+          <w:rFonts w:ascii="Times New Roman" w:hAnsi="Times New Roman" w:cs="Times New Roman"/>
+        </w:rPr>
+        <w:t xml:space="preserve">: </w:t>
+      </w:r>
+      <w:r>
+        <w:rPr>
+          <w:rFonts w:ascii="Times New Roman" w:hAnsi="Times New Roman" w:cs="Times New Roman"/>
+        </w:rPr>
+        <w:t>Up counting</w:t>
       </w:r>
     </w:p>
     <w:p>
-      <w:r>
-        <w:t>Purpose: ________________________________</w:t>
+      <w:pPr>
+        <w:jc w:val="both"/>
+        <w:rPr>
+          <w:rFonts w:ascii="Times New Roman" w:hAnsi="Times New Roman" w:cs="Times New Roman"/>
+        </w:rPr>
+      </w:pPr>
+      <w:r>
+        <w:rPr>
+          <w:rFonts w:ascii="Times New Roman" w:hAnsi="Times New Roman" w:cs="Times New Roman"/>
+          <w:b/>
+          <w:bCs/>
+        </w:rPr>
+        <w:t>Purpose</w:t>
+      </w:r>
+      <w:r>
+        <w:rPr>
+          <w:rFonts w:ascii="Times New Roman" w:hAnsi="Times New Roman" w:cs="Times New Roman"/>
+          <w:b/>
+          <w:bCs/>
+        </w:rPr>
+        <w:t xml:space="preserve">: </w:t>
+      </w:r>
+      <w:r>
+        <w:rPr>
+          <w:rFonts w:ascii="Times New Roman" w:hAnsi="Times New Roman" w:cs="Times New Roman"/>
+        </w:rPr>
+        <w:t>t</w:t>
+      </w:r>
+      <w:r>
+        <w:rPr>
+          <w:rFonts w:ascii="Times New Roman" w:hAnsi="Times New Roman" w:cs="Times New Roman"/>
+        </w:rPr>
+        <w:t xml:space="preserve">o verify the up-counting function when </w:t>
+      </w:r>
+      <w:r>
+        <w:rPr>
+          <w:rFonts w:ascii="Times New Roman" w:hAnsi="Times New Roman" w:cs="Times New Roman"/>
+        </w:rPr>
+        <w:t xml:space="preserve">speed </w:t>
+      </w:r>
+      <w:r>
+        <w:rPr>
+          <w:rFonts w:ascii="Times New Roman" w:hAnsi="Times New Roman" w:cs="Times New Roman"/>
+        </w:rPr>
+        <w:t>=</w:t>
+      </w:r>
+      <w:r>
+        <w:rPr>
+          <w:rFonts w:ascii="Times New Roman" w:hAnsi="Times New Roman" w:cs="Times New Roman"/>
+        </w:rPr>
+        <w:t xml:space="preserve"> 0.</w:t>
       </w:r>
     </w:p>
     <w:p>
-      <w:r>
-        <w:lastRenderedPageBreak/>
-        <w:t>Input/Stimulus: _________________________</w:t>
+      <w:pPr>
+        <w:jc w:val="both"/>
+        <w:rPr>
+          <w:rFonts w:ascii="Times New Roman" w:hAnsi="Times New Roman" w:cs="Times New Roman"/>
+        </w:rPr>
+      </w:pPr>
+      <w:r>
+        <w:rPr>
+          <w:rFonts w:ascii="Times New Roman" w:hAnsi="Times New Roman" w:cs="Times New Roman"/>
+          <w:b/>
+          <w:bCs/>
+        </w:rPr>
+        <w:t>Input/Stimulus:</w:t>
+      </w:r>
+      <w:r>
+        <w:rPr>
+          <w:rFonts w:ascii="Times New Roman" w:hAnsi="Times New Roman" w:cs="Times New Roman"/>
+        </w:rPr>
+        <w:t xml:space="preserve"> reset</w:t>
+      </w:r>
+      <w:r>
+        <w:rPr>
+          <w:rFonts w:ascii="Times New Roman" w:hAnsi="Times New Roman" w:cs="Times New Roman"/>
+        </w:rPr>
+        <w:t xml:space="preserve"> </w:t>
+      </w:r>
+      <w:r>
+        <w:rPr>
+          <w:rFonts w:ascii="Times New Roman" w:hAnsi="Times New Roman" w:cs="Times New Roman"/>
+        </w:rPr>
+        <w:t>=</w:t>
+      </w:r>
+      <w:r>
+        <w:rPr>
+          <w:rFonts w:ascii="Times New Roman" w:hAnsi="Times New Roman" w:cs="Times New Roman"/>
+        </w:rPr>
+        <w:t xml:space="preserve"> 0, SS </w:t>
+      </w:r>
+      <w:r>
+        <w:rPr>
+          <w:rFonts w:ascii="Times New Roman" w:hAnsi="Times New Roman" w:cs="Times New Roman"/>
+        </w:rPr>
+        <w:t>=</w:t>
+      </w:r>
+      <w:r>
+        <w:rPr>
+          <w:rFonts w:ascii="Times New Roman" w:hAnsi="Times New Roman" w:cs="Times New Roman"/>
+        </w:rPr>
+        <w:t xml:space="preserve"> 1, UD </w:t>
+      </w:r>
+      <w:r>
+        <w:rPr>
+          <w:rFonts w:ascii="Times New Roman" w:hAnsi="Times New Roman" w:cs="Times New Roman"/>
+        </w:rPr>
+        <w:t>=</w:t>
+      </w:r>
+      <w:r>
+        <w:rPr>
+          <w:rFonts w:ascii="Times New Roman" w:hAnsi="Times New Roman" w:cs="Times New Roman"/>
+        </w:rPr>
+        <w:t xml:space="preserve"> 1, </w:t>
+      </w:r>
+      <w:r>
+        <w:rPr>
+          <w:rFonts w:ascii="Times New Roman" w:hAnsi="Times New Roman" w:cs="Times New Roman"/>
+        </w:rPr>
+        <w:t>speed</w:t>
+      </w:r>
+      <w:r>
+        <w:rPr>
+          <w:rFonts w:ascii="Times New Roman" w:hAnsi="Times New Roman" w:cs="Times New Roman"/>
+        </w:rPr>
+        <w:t xml:space="preserve"> </w:t>
+      </w:r>
+      <w:r>
+        <w:rPr>
+          <w:rFonts w:ascii="Times New Roman" w:hAnsi="Times New Roman" w:cs="Times New Roman"/>
+        </w:rPr>
+        <w:t>=</w:t>
+      </w:r>
+      <w:r>
+        <w:rPr>
+          <w:rFonts w:ascii="Times New Roman" w:hAnsi="Times New Roman" w:cs="Times New Roman"/>
+        </w:rPr>
+        <w:t xml:space="preserve"> 0.</w:t>
       </w:r>
     </w:p>
     <w:p>
-      <w:r>
-        <w:t>Expected Output: ________________________</w:t>
+      <w:pPr>
+        <w:jc w:val="both"/>
+        <w:rPr>
+          <w:rFonts w:ascii="Times New Roman" w:hAnsi="Times New Roman" w:cs="Times New Roman"/>
+        </w:rPr>
+      </w:pPr>
+      <w:r>
+        <w:rPr>
+          <w:rFonts w:ascii="Times New Roman" w:hAnsi="Times New Roman" w:cs="Times New Roman"/>
+          <w:b/>
+          <w:bCs/>
+        </w:rPr>
+        <w:t xml:space="preserve">Expected </w:t>
+      </w:r>
+      <w:proofErr w:type="gramStart"/>
+      <w:r>
+        <w:rPr>
+          <w:rFonts w:ascii="Times New Roman" w:hAnsi="Times New Roman" w:cs="Times New Roman"/>
+          <w:b/>
+          <w:bCs/>
+        </w:rPr>
+        <w:t>Output</w:t>
+      </w:r>
+      <w:r>
+        <w:rPr>
+          <w:rFonts w:ascii="Times New Roman" w:hAnsi="Times New Roman" w:cs="Times New Roman"/>
+          <w:b/>
+          <w:bCs/>
+        </w:rPr>
+        <w:t>:</w:t>
+      </w:r>
+      <w:proofErr w:type="gramEnd"/>
+      <w:r>
+        <w:rPr>
+          <w:rFonts w:ascii="Times New Roman" w:hAnsi="Times New Roman" w:cs="Times New Roman"/>
+          <w:b/>
+          <w:bCs/>
+        </w:rPr>
+        <w:t xml:space="preserve"> </w:t>
+      </w:r>
+      <w:r>
+        <w:rPr>
+          <w:rFonts w:ascii="Times New Roman" w:hAnsi="Times New Roman" w:cs="Times New Roman"/>
+        </w:rPr>
+        <w:t>out</w:t>
+      </w:r>
+      <w:r>
+        <w:rPr>
+          <w:rFonts w:ascii="Times New Roman" w:hAnsi="Times New Roman" w:cs="Times New Roman"/>
+        </w:rPr>
+        <w:t xml:space="preserve"> increases sequentially by 1 (0 </w:t>
+      </w:r>
+      <w:r>
+        <w:rPr>
+          <w:rFonts w:ascii="Times New Roman" w:hAnsi="Times New Roman" w:cs="Times New Roman"/>
+        </w:rPr>
+        <w:sym w:font="Wingdings" w:char="F0E0"/>
+      </w:r>
+      <w:r>
+        <w:rPr>
+          <w:rFonts w:ascii="Times New Roman" w:hAnsi="Times New Roman" w:cs="Times New Roman"/>
+        </w:rPr>
+        <w:t xml:space="preserve"> 1 </w:t>
+      </w:r>
+      <w:r>
+        <w:rPr>
+          <w:rFonts w:ascii="Times New Roman" w:hAnsi="Times New Roman" w:cs="Times New Roman"/>
+        </w:rPr>
+        <w:sym w:font="Wingdings" w:char="F0E0"/>
+      </w:r>
+      <w:r>
+        <w:rPr>
+          <w:rFonts w:ascii="Times New Roman" w:hAnsi="Times New Roman" w:cs="Times New Roman"/>
+        </w:rPr>
+        <w:t xml:space="preserve"> 2 </w:t>
+      </w:r>
+      <w:r>
+        <w:rPr>
+          <w:rFonts w:ascii="Times New Roman" w:hAnsi="Times New Roman" w:cs="Times New Roman"/>
+        </w:rPr>
+        <w:sym w:font="Wingdings" w:char="F0E0"/>
+      </w:r>
+      <w:r>
+        <w:rPr>
+          <w:rFonts w:ascii="Times New Roman" w:hAnsi="Times New Roman" w:cs="Times New Roman"/>
+        </w:rPr>
+        <w:t xml:space="preserve"> </w:t>
+      </w:r>
+      <w:r>
+        <w:rPr>
+          <w:rFonts w:ascii="Times New Roman" w:hAnsi="Times New Roman" w:cs="Times New Roman"/>
+        </w:rPr>
+        <w:t xml:space="preserve">3 </w:t>
+      </w:r>
+      <w:r>
+        <w:rPr>
+          <w:rFonts w:ascii="Times New Roman" w:hAnsi="Times New Roman" w:cs="Times New Roman"/>
+        </w:rPr>
+        <w:sym w:font="Wingdings" w:char="F0E0"/>
+      </w:r>
+      <w:r>
+        <w:rPr>
+          <w:rFonts w:ascii="Times New Roman" w:hAnsi="Times New Roman" w:cs="Times New Roman"/>
+        </w:rPr>
+        <w:t xml:space="preserve"> … </w:t>
+      </w:r>
+      <w:r>
+        <w:rPr>
+          <w:rFonts w:ascii="Times New Roman" w:hAnsi="Times New Roman" w:cs="Times New Roman"/>
+        </w:rPr>
+        <w:sym w:font="Wingdings" w:char="F0E0"/>
+      </w:r>
+      <w:r>
+        <w:rPr>
+          <w:rFonts w:ascii="Times New Roman" w:hAnsi="Times New Roman" w:cs="Times New Roman"/>
+        </w:rPr>
+        <w:t xml:space="preserve"> 12</w:t>
+      </w:r>
+      <w:r>
+        <w:rPr>
+          <w:rFonts w:ascii="Times New Roman" w:hAnsi="Times New Roman" w:cs="Times New Roman"/>
+        </w:rPr>
+        <w:t xml:space="preserve">) at a counting frequency of 5 </w:t>
+      </w:r>
+      <w:r>
+        <w:rPr>
+          <w:rFonts w:ascii="Times New Roman" w:hAnsi="Times New Roman" w:cs="Times New Roman"/>
+        </w:rPr>
+        <w:t>MHz</w:t>
       </w:r>
     </w:p>
     <w:p>
-      <w:r>
-        <w:rPr>
+      <w:pPr>
+        <w:rPr>
+          <w:rFonts w:ascii="Times New Roman" w:hAnsi="Times New Roman" w:cs="Times New Roman"/>
+        </w:rPr>
+      </w:pPr>
+      <w:r>
+        <w:rPr>
+          <w:rFonts w:ascii="Times New Roman" w:hAnsi="Times New Roman" w:cs="Times New Roman"/>
           <w:b/>
           <w:bCs/>
         </w:rPr>
-        <w:t>Waveform Simulation (attach/insert image):</w:t>
-      </w:r>
-      <w:r>
-        <w:rPr>
+        <w:t>Waveform Simulation:</w:t>
+      </w:r>
+      <w:r>
+        <w:rPr>
+          <w:rFonts w:ascii="Times New Roman" w:hAnsi="Times New Roman" w:cs="Times New Roman"/>
+        </w:rPr>
+        <w:br/>
+      </w:r>
+      <w:r>
+        <w:rPr>
+          <w:rFonts w:ascii="Times New Roman" w:hAnsi="Times New Roman" w:cs="Times New Roman"/>
+        </w:rPr>
+        <w:drawing>
+          <wp:inline distT="0" distB="0" distL="0" distR="0" wp14:anchorId="061FB3D0" wp14:editId="475A22B1">
+            <wp:extent cx="5486400" cy="1102995"/>
+            <wp:effectExtent l="0" t="0" r="0" b="1905"/>
+            <wp:docPr id="1597405448" name="Picture 1"/>
+            <wp:cNvGraphicFramePr>
+              <a:graphicFrameLocks xmlns:a="http://schemas.openxmlformats.org/drawingml/2006/main" noChangeAspect="1"/>
+            </wp:cNvGraphicFramePr>
+            <a:graphic xmlns:a="http://schemas.openxmlformats.org/drawingml/2006/main">
+              <a:graphicData uri="http://schemas.openxmlformats.org/drawingml/2006/picture">
+                <pic:pic xmlns:pic="http://schemas.openxmlformats.org/drawingml/2006/picture">
+                  <pic:nvPicPr>
+                    <pic:cNvPr id="1597405448" name=""/>
+                    <pic:cNvPicPr/>
+                  </pic:nvPicPr>
+                  <pic:blipFill>
+                    <a:blip r:embed="rId7"/>
+                    <a:stretch>
+                      <a:fillRect/>
+                    </a:stretch>
+                  </pic:blipFill>
+                  <pic:spPr>
+                    <a:xfrm>
+                      <a:off x="0" y="0"/>
+                      <a:ext cx="5486400" cy="1102995"/>
+                    </a:xfrm>
+                    <a:prstGeom prst="rect">
+                      <a:avLst/>
+                    </a:prstGeom>
+                  </pic:spPr>
+                </pic:pic>
+              </a:graphicData>
+            </a:graphic>
+          </wp:inline>
+        </w:drawing>
+      </w:r>
+    </w:p>
+    <w:p>
+      <w:pPr>
+        <w:jc w:val="both"/>
+        <w:rPr>
+          <w:rFonts w:ascii="Times New Roman" w:hAnsi="Times New Roman" w:cs="Times New Roman"/>
+        </w:rPr>
+      </w:pPr>
+      <w:r>
+        <w:rPr>
+          <w:rFonts w:ascii="Times New Roman" w:hAnsi="Times New Roman" w:cs="Times New Roman"/>
           <w:b/>
           <w:bCs/>
         </w:rPr>
-        <w:br/>
-      </w:r>
-      <w:r>
-        <w:br/>
+        <w:t>Analysis</w:t>
+      </w:r>
+      <w:r>
+        <w:rPr>
+          <w:rFonts w:ascii="Times New Roman" w:hAnsi="Times New Roman" w:cs="Times New Roman"/>
+          <w:b/>
+          <w:bCs/>
+        </w:rPr>
+        <w:t xml:space="preserve">: </w:t>
+      </w:r>
+      <w:r>
+        <w:rPr>
+          <w:rFonts w:ascii="Times New Roman" w:hAnsi="Times New Roman" w:cs="Times New Roman"/>
+        </w:rPr>
+        <w:t>w</w:t>
+      </w:r>
+      <w:r>
+        <w:rPr>
+          <w:rFonts w:ascii="Times New Roman" w:hAnsi="Times New Roman" w:cs="Times New Roman"/>
+        </w:rPr>
+        <w:t xml:space="preserve">hen SS </w:t>
+      </w:r>
+      <w:r>
+        <w:rPr>
+          <w:rFonts w:ascii="Times New Roman" w:hAnsi="Times New Roman" w:cs="Times New Roman"/>
+        </w:rPr>
+        <w:t>=</w:t>
+      </w:r>
+      <w:r>
+        <w:rPr>
+          <w:rFonts w:ascii="Times New Roman" w:hAnsi="Times New Roman" w:cs="Times New Roman"/>
+        </w:rPr>
+        <w:t xml:space="preserve"> 1, the counter is enabled. Since UD </w:t>
+      </w:r>
+      <w:r>
+        <w:rPr>
+          <w:rFonts w:ascii="Times New Roman" w:hAnsi="Times New Roman" w:cs="Times New Roman"/>
+        </w:rPr>
+        <w:t>=</w:t>
+      </w:r>
+      <w:r>
+        <w:rPr>
+          <w:rFonts w:ascii="Times New Roman" w:hAnsi="Times New Roman" w:cs="Times New Roman"/>
+        </w:rPr>
+        <w:t xml:space="preserve"> 1, the counter operates in the up-counting mode. With </w:t>
+      </w:r>
+      <w:r>
+        <w:rPr>
+          <w:rFonts w:ascii="Times New Roman" w:hAnsi="Times New Roman" w:cs="Times New Roman"/>
+        </w:rPr>
+        <w:t>speed</w:t>
+      </w:r>
+      <w:r>
+        <w:rPr>
+          <w:rFonts w:ascii="Times New Roman" w:hAnsi="Times New Roman" w:cs="Times New Roman"/>
+        </w:rPr>
+        <w:t xml:space="preserve"> </w:t>
+      </w:r>
+      <w:r>
+        <w:rPr>
+          <w:rFonts w:ascii="Times New Roman" w:hAnsi="Times New Roman" w:cs="Times New Roman"/>
+        </w:rPr>
+        <w:t>=</w:t>
+      </w:r>
+      <w:r>
+        <w:rPr>
+          <w:rFonts w:ascii="Times New Roman" w:hAnsi="Times New Roman" w:cs="Times New Roman"/>
+        </w:rPr>
+        <w:t xml:space="preserve"> 0, the counting frequency is 5 MHz, so OUT increases by 1 at each counting edge.</w:t>
       </w:r>
     </w:p>
-    <w:p/>
-    <w:p/>
-    <w:p/>
     <w:p>
-      <w:r>
-        <w:t>Analysis:</w:t>
-      </w:r>
-      <w:r>
-        <w:br/>
-      </w:r>
-      <w:r>
-        <w:br/>
+      <w:pPr>
+        <w:rPr>
+          <w:rFonts w:ascii="Times New Roman" w:hAnsi="Times New Roman" w:cs="Times New Roman"/>
+        </w:rPr>
+      </w:pPr>
+      <w:r>
+        <w:rPr>
+          <w:rFonts w:ascii="Times New Roman" w:hAnsi="Times New Roman" w:cs="Times New Roman"/>
+        </w:rPr>
+        <w:br w:type="page"/>
       </w:r>
     </w:p>
-    <w:p/>
+    <w:p>
+      <w:pPr>
+        <w:rPr>
+          <w:rFonts w:ascii="Times New Roman" w:hAnsi="Times New Roman" w:cs="Times New Roman"/>
+        </w:rPr>
+      </w:pPr>
+    </w:p>
     <w:p>
       <w:pPr>
         <w:pStyle w:val="Heading3"/>
+        <w:spacing w:before="0"/>
+        <w:rPr>
+          <w:rFonts w:ascii="Times New Roman" w:hAnsi="Times New Roman" w:cs="Times New Roman"/>
+        </w:rPr>
       </w:pPr>
       <w:r>
+        <w:rPr>
+          <w:rFonts w:ascii="Times New Roman" w:hAnsi="Times New Roman" w:cs="Times New Roman"/>
+        </w:rPr>
         <w:t>Testcase 2</w:t>
       </w:r>
       <w:r>
-        <w:t>: _________________________</w:t>
+        <w:rPr>
+          <w:rFonts w:ascii="Times New Roman" w:hAnsi="Times New Roman" w:cs="Times New Roman"/>
+        </w:rPr>
+        <w:t xml:space="preserve">: </w:t>
+      </w:r>
+      <w:r>
+        <w:rPr>
+          <w:rFonts w:ascii="Times New Roman" w:hAnsi="Times New Roman" w:cs="Times New Roman"/>
+        </w:rPr>
+        <w:t>stop counting</w:t>
       </w:r>
     </w:p>
     <w:p>
-      <w:r>
-        <w:t>Purpose: ________________________________</w:t>
+      <w:pPr>
+        <w:jc w:val="both"/>
+        <w:rPr>
+          <w:rFonts w:ascii="Times New Roman" w:hAnsi="Times New Roman" w:cs="Times New Roman"/>
+        </w:rPr>
+      </w:pPr>
+      <w:r>
+        <w:rPr>
+          <w:rFonts w:ascii="Times New Roman" w:hAnsi="Times New Roman" w:cs="Times New Roman"/>
+          <w:b/>
+          <w:bCs/>
+        </w:rPr>
+        <w:t>Purpose:</w:t>
+      </w:r>
+      <w:r>
+        <w:rPr>
+          <w:rFonts w:ascii="Times New Roman" w:hAnsi="Times New Roman" w:cs="Times New Roman"/>
+        </w:rPr>
+        <w:t xml:space="preserve"> t</w:t>
+      </w:r>
+      <w:r>
+        <w:rPr>
+          <w:rFonts w:ascii="Times New Roman" w:hAnsi="Times New Roman" w:cs="Times New Roman"/>
+        </w:rPr>
+        <w:t>o verify the stop/hold function of the counter.</w:t>
       </w:r>
     </w:p>
     <w:p>
-      <w:r>
-        <w:t>Input/Stimulus: _________________________</w:t>
+      <w:pPr>
+        <w:jc w:val="both"/>
+        <w:rPr>
+          <w:rFonts w:ascii="Times New Roman" w:hAnsi="Times New Roman" w:cs="Times New Roman"/>
+        </w:rPr>
+      </w:pPr>
+      <w:r>
+        <w:rPr>
+          <w:rFonts w:ascii="Times New Roman" w:hAnsi="Times New Roman" w:cs="Times New Roman"/>
+          <w:b/>
+          <w:bCs/>
+        </w:rPr>
+        <w:t>Input/Stimulus:</w:t>
+      </w:r>
+      <w:r>
+        <w:rPr>
+          <w:rFonts w:ascii="Times New Roman" w:hAnsi="Times New Roman" w:cs="Times New Roman"/>
+        </w:rPr>
+        <w:t xml:space="preserve"> </w:t>
+      </w:r>
+      <w:r>
+        <w:rPr>
+          <w:rFonts w:ascii="Times New Roman" w:hAnsi="Times New Roman" w:cs="Times New Roman"/>
+        </w:rPr>
+        <w:t xml:space="preserve">SS </w:t>
+      </w:r>
+      <w:r>
+        <w:rPr>
+          <w:rFonts w:ascii="Times New Roman" w:hAnsi="Times New Roman" w:cs="Times New Roman"/>
+        </w:rPr>
+        <w:t>=</w:t>
+      </w:r>
+      <w:r>
+        <w:rPr>
+          <w:rFonts w:ascii="Times New Roman" w:hAnsi="Times New Roman" w:cs="Times New Roman"/>
+        </w:rPr>
+        <w:t xml:space="preserve"> 0.</w:t>
       </w:r>
     </w:p>
     <w:p>
-      <w:r>
-        <w:t>Expected Output: ________________________</w:t>
+      <w:pPr>
+        <w:jc w:val="both"/>
+        <w:rPr>
+          <w:rFonts w:ascii="Times New Roman" w:hAnsi="Times New Roman" w:cs="Times New Roman"/>
+        </w:rPr>
+      </w:pPr>
+      <w:r>
+        <w:rPr>
+          <w:rFonts w:ascii="Times New Roman" w:hAnsi="Times New Roman" w:cs="Times New Roman"/>
+          <w:b/>
+          <w:bCs/>
+        </w:rPr>
+        <w:t xml:space="preserve">Expected </w:t>
+      </w:r>
+      <w:proofErr w:type="gramStart"/>
+      <w:r>
+        <w:rPr>
+          <w:rFonts w:ascii="Times New Roman" w:hAnsi="Times New Roman" w:cs="Times New Roman"/>
+          <w:b/>
+          <w:bCs/>
+        </w:rPr>
+        <w:t>Output:</w:t>
+      </w:r>
+      <w:proofErr w:type="gramEnd"/>
+      <w:r>
+        <w:rPr>
+          <w:rFonts w:ascii="Times New Roman" w:hAnsi="Times New Roman" w:cs="Times New Roman"/>
+        </w:rPr>
+        <w:t xml:space="preserve"> out</w:t>
+      </w:r>
+      <w:r>
+        <w:rPr>
+          <w:rFonts w:ascii="Times New Roman" w:hAnsi="Times New Roman" w:cs="Times New Roman"/>
+        </w:rPr>
+        <w:t xml:space="preserve"> remains unchanged while SS </w:t>
+      </w:r>
+      <w:r>
+        <w:rPr>
+          <w:rFonts w:ascii="Times New Roman" w:hAnsi="Times New Roman" w:cs="Times New Roman"/>
+        </w:rPr>
+        <w:t>=</w:t>
+      </w:r>
+      <w:r>
+        <w:rPr>
+          <w:rFonts w:ascii="Times New Roman" w:hAnsi="Times New Roman" w:cs="Times New Roman"/>
+        </w:rPr>
+        <w:t xml:space="preserve"> 0.</w:t>
       </w:r>
     </w:p>
     <w:p>
-      <w:r>
-        <w:rPr>
+      <w:pPr>
+        <w:rPr>
+          <w:rFonts w:ascii="Times New Roman" w:hAnsi="Times New Roman" w:cs="Times New Roman"/>
           <w:b/>
           <w:bCs/>
         </w:rPr>
-        <w:t>Waveform Simulation (attach/insert image):</w:t>
-      </w:r>
-      <w:r>
-        <w:rPr>
+      </w:pPr>
+      <w:r>
+        <w:rPr>
+          <w:rFonts w:ascii="Times New Roman" w:hAnsi="Times New Roman" w:cs="Times New Roman"/>
           <w:b/>
           <w:bCs/>
         </w:rPr>
+        <w:t>Waveform Simulation:</w:t>
+      </w:r>
+    </w:p>
+    <w:p>
+      <w:pPr>
+        <w:jc w:val="center"/>
+        <w:rPr>
+          <w:rFonts w:ascii="Times New Roman" w:hAnsi="Times New Roman" w:cs="Times New Roman"/>
+        </w:rPr>
+      </w:pPr>
+      <w:r>
+        <w:rPr>
+          <w:rFonts w:ascii="Times New Roman" w:hAnsi="Times New Roman" w:cs="Times New Roman"/>
+        </w:rPr>
+        <w:drawing>
+          <wp:inline distT="0" distB="0" distL="0" distR="0" wp14:anchorId="290B47DF" wp14:editId="0D126220">
+            <wp:extent cx="5486400" cy="1059815"/>
+            <wp:effectExtent l="0" t="0" r="0" b="6985"/>
+            <wp:docPr id="1977521235" name="Picture 1"/>
+            <wp:cNvGraphicFramePr>
+              <a:graphicFrameLocks xmlns:a="http://schemas.openxmlformats.org/drawingml/2006/main" noChangeAspect="1"/>
+            </wp:cNvGraphicFramePr>
+            <a:graphic xmlns:a="http://schemas.openxmlformats.org/drawingml/2006/main">
+              <a:graphicData uri="http://schemas.openxmlformats.org/drawingml/2006/picture">
+                <pic:pic xmlns:pic="http://schemas.openxmlformats.org/drawingml/2006/picture">
+                  <pic:nvPicPr>
+                    <pic:cNvPr id="1977521235" name=""/>
+                    <pic:cNvPicPr/>
+                  </pic:nvPicPr>
+                  <pic:blipFill>
+                    <a:blip r:embed="rId8"/>
+                    <a:stretch>
+                      <a:fillRect/>
+                    </a:stretch>
+                  </pic:blipFill>
+                  <pic:spPr>
+                    <a:xfrm>
+                      <a:off x="0" y="0"/>
+                      <a:ext cx="5486400" cy="1059815"/>
+                    </a:xfrm>
+                    <a:prstGeom prst="rect">
+                      <a:avLst/>
+                    </a:prstGeom>
+                  </pic:spPr>
+                </pic:pic>
+              </a:graphicData>
+            </a:graphic>
+          </wp:inline>
+        </w:drawing>
+      </w:r>
+    </w:p>
+    <w:p>
+      <w:pPr>
+        <w:jc w:val="both"/>
+        <w:rPr>
+          <w:rFonts w:ascii="Times New Roman" w:hAnsi="Times New Roman" w:cs="Times New Roman"/>
+        </w:rPr>
+      </w:pPr>
+      <w:r>
+        <w:rPr>
+          <w:rFonts w:ascii="Times New Roman" w:hAnsi="Times New Roman" w:cs="Times New Roman"/>
+          <w:b/>
+          <w:bCs/>
+        </w:rPr>
+        <w:t>Analysis:</w:t>
+      </w:r>
+      <w:r>
+        <w:rPr>
+          <w:rFonts w:ascii="Times New Roman" w:hAnsi="Times New Roman" w:cs="Times New Roman"/>
+        </w:rPr>
+        <w:t xml:space="preserve"> w</w:t>
+      </w:r>
+      <w:r>
+        <w:rPr>
+          <w:rFonts w:ascii="Times New Roman" w:hAnsi="Times New Roman" w:cs="Times New Roman"/>
+        </w:rPr>
+        <w:t xml:space="preserve">hen SS </w:t>
+      </w:r>
+      <w:r>
+        <w:rPr>
+          <w:rFonts w:ascii="Times New Roman" w:hAnsi="Times New Roman" w:cs="Times New Roman"/>
+        </w:rPr>
+        <w:t>=</w:t>
+      </w:r>
+      <w:r>
+        <w:rPr>
+          <w:rFonts w:ascii="Times New Roman" w:hAnsi="Times New Roman" w:cs="Times New Roman"/>
+        </w:rPr>
+        <w:t xml:space="preserve"> 0, counting is disabled. The output </w:t>
+      </w:r>
+      <w:r>
+        <w:rPr>
+          <w:rFonts w:ascii="Times New Roman" w:hAnsi="Times New Roman" w:cs="Times New Roman"/>
+        </w:rPr>
+        <w:t>out</w:t>
+      </w:r>
+      <w:r>
+        <w:rPr>
+          <w:rFonts w:ascii="Times New Roman" w:hAnsi="Times New Roman" w:cs="Times New Roman"/>
+        </w:rPr>
+        <w:t xml:space="preserve"> holds its previous value even though the input clock continues running.</w:t>
+      </w:r>
+    </w:p>
+    <w:p>
+      <w:pPr>
+        <w:pStyle w:val="Heading3"/>
+        <w:spacing w:before="0"/>
+        <w:rPr>
+          <w:rFonts w:ascii="Times New Roman" w:hAnsi="Times New Roman" w:cs="Times New Roman"/>
+        </w:rPr>
+      </w:pPr>
+      <w:r>
+        <w:rPr>
+          <w:rFonts w:ascii="Times New Roman" w:hAnsi="Times New Roman" w:cs="Times New Roman"/>
+        </w:rPr>
+        <w:t xml:space="preserve">Testcase </w:t>
+      </w:r>
+      <w:r>
+        <w:rPr>
+          <w:rFonts w:ascii="Times New Roman" w:hAnsi="Times New Roman" w:cs="Times New Roman"/>
+        </w:rPr>
+        <w:t>3</w:t>
+      </w:r>
+      <w:r>
+        <w:rPr>
+          <w:rFonts w:ascii="Times New Roman" w:hAnsi="Times New Roman" w:cs="Times New Roman"/>
+        </w:rPr>
+        <w:t xml:space="preserve">: </w:t>
+      </w:r>
+      <w:r>
+        <w:rPr>
+          <w:rFonts w:ascii="Times New Roman" w:hAnsi="Times New Roman" w:cs="Times New Roman"/>
+        </w:rPr>
+        <w:t>down</w:t>
+      </w:r>
+      <w:r>
+        <w:rPr>
+          <w:rFonts w:ascii="Times New Roman" w:hAnsi="Times New Roman" w:cs="Times New Roman"/>
+        </w:rPr>
+        <w:t xml:space="preserve"> counting</w:t>
+      </w:r>
+    </w:p>
+    <w:p>
+      <w:pPr>
+        <w:rPr>
+          <w:rFonts w:ascii="Times New Roman" w:hAnsi="Times New Roman" w:cs="Times New Roman"/>
+        </w:rPr>
+      </w:pPr>
+      <w:r>
+        <w:rPr>
+          <w:rFonts w:ascii="Times New Roman" w:hAnsi="Times New Roman" w:cs="Times New Roman"/>
+          <w:b/>
+          <w:bCs/>
+        </w:rPr>
+        <w:t>Purpose:</w:t>
+      </w:r>
+      <w:r>
+        <w:rPr>
+          <w:rFonts w:ascii="Times New Roman" w:hAnsi="Times New Roman" w:cs="Times New Roman"/>
+        </w:rPr>
+        <w:t xml:space="preserve"> t</w:t>
+      </w:r>
+      <w:r>
+        <w:rPr>
+          <w:rFonts w:ascii="Times New Roman" w:hAnsi="Times New Roman" w:cs="Times New Roman"/>
+        </w:rPr>
+        <w:t>o verify the down-counting function.</w:t>
+      </w:r>
+    </w:p>
+    <w:p>
+      <w:pPr>
+        <w:rPr>
+          <w:rFonts w:ascii="Times New Roman" w:hAnsi="Times New Roman" w:cs="Times New Roman"/>
+        </w:rPr>
+      </w:pPr>
+      <w:r>
+        <w:rPr>
+          <w:rFonts w:ascii="Times New Roman" w:hAnsi="Times New Roman" w:cs="Times New Roman"/>
+          <w:b/>
+          <w:bCs/>
+        </w:rPr>
+        <w:t>Input/Stimulus:</w:t>
+      </w:r>
+      <w:r>
+        <w:rPr>
+          <w:rFonts w:ascii="Times New Roman" w:hAnsi="Times New Roman" w:cs="Times New Roman"/>
+        </w:rPr>
+        <w:t xml:space="preserve"> reset</w:t>
+      </w:r>
+      <w:r>
+        <w:rPr>
+          <w:rFonts w:ascii="Times New Roman" w:hAnsi="Times New Roman" w:cs="Times New Roman"/>
+        </w:rPr>
+        <w:t xml:space="preserve"> </w:t>
+      </w:r>
+      <w:r>
+        <w:rPr>
+          <w:rFonts w:ascii="Times New Roman" w:hAnsi="Times New Roman" w:cs="Times New Roman"/>
+        </w:rPr>
+        <w:t>=</w:t>
+      </w:r>
+      <w:r>
+        <w:rPr>
+          <w:rFonts w:ascii="Times New Roman" w:hAnsi="Times New Roman" w:cs="Times New Roman"/>
+        </w:rPr>
+        <w:t xml:space="preserve"> 0, SS </w:t>
+      </w:r>
+      <w:r>
+        <w:rPr>
+          <w:rFonts w:ascii="Times New Roman" w:hAnsi="Times New Roman" w:cs="Times New Roman"/>
+        </w:rPr>
+        <w:t>=</w:t>
+      </w:r>
+      <w:r>
+        <w:rPr>
+          <w:rFonts w:ascii="Times New Roman" w:hAnsi="Times New Roman" w:cs="Times New Roman"/>
+        </w:rPr>
+        <w:t xml:space="preserve"> 1, UD </w:t>
+      </w:r>
+      <w:r>
+        <w:rPr>
+          <w:rFonts w:ascii="Times New Roman" w:hAnsi="Times New Roman" w:cs="Times New Roman"/>
+        </w:rPr>
+        <w:t>=</w:t>
+      </w:r>
+      <w:r>
+        <w:rPr>
+          <w:rFonts w:ascii="Times New Roman" w:hAnsi="Times New Roman" w:cs="Times New Roman"/>
+        </w:rPr>
+        <w:t xml:space="preserve"> 0, </w:t>
+      </w:r>
+      <w:r>
+        <w:rPr>
+          <w:rFonts w:ascii="Times New Roman" w:hAnsi="Times New Roman" w:cs="Times New Roman"/>
+        </w:rPr>
+        <w:t>speed</w:t>
+      </w:r>
+      <w:r>
+        <w:rPr>
+          <w:rFonts w:ascii="Times New Roman" w:hAnsi="Times New Roman" w:cs="Times New Roman"/>
+        </w:rPr>
+        <w:t xml:space="preserve"> </w:t>
+      </w:r>
+      <w:r>
+        <w:rPr>
+          <w:rFonts w:ascii="Times New Roman" w:hAnsi="Times New Roman" w:cs="Times New Roman"/>
+        </w:rPr>
+        <w:t>=</w:t>
+      </w:r>
+      <w:r>
+        <w:rPr>
+          <w:rFonts w:ascii="Times New Roman" w:hAnsi="Times New Roman" w:cs="Times New Roman"/>
+        </w:rPr>
+        <w:t xml:space="preserve"> 0.</w:t>
+      </w:r>
+    </w:p>
+    <w:p>
+      <w:pPr>
+        <w:rPr>
+          <w:rFonts w:ascii="Times New Roman" w:hAnsi="Times New Roman" w:cs="Times New Roman"/>
+        </w:rPr>
+      </w:pPr>
+      <w:r>
+        <w:rPr>
+          <w:rFonts w:ascii="Times New Roman" w:hAnsi="Times New Roman" w:cs="Times New Roman"/>
+          <w:b/>
+          <w:bCs/>
+        </w:rPr>
+        <w:t xml:space="preserve">Expected </w:t>
+      </w:r>
+      <w:proofErr w:type="gramStart"/>
+      <w:r>
+        <w:rPr>
+          <w:rFonts w:ascii="Times New Roman" w:hAnsi="Times New Roman" w:cs="Times New Roman"/>
+          <w:b/>
+          <w:bCs/>
+        </w:rPr>
+        <w:t>Output:</w:t>
+      </w:r>
+      <w:proofErr w:type="gramEnd"/>
+      <w:r>
+        <w:rPr>
+          <w:rFonts w:ascii="Times New Roman" w:hAnsi="Times New Roman" w:cs="Times New Roman"/>
+        </w:rPr>
+        <w:t xml:space="preserve"> out</w:t>
+      </w:r>
+      <w:r>
+        <w:rPr>
+          <w:rFonts w:ascii="Times New Roman" w:hAnsi="Times New Roman" w:cs="Times New Roman"/>
+        </w:rPr>
+        <w:t xml:space="preserve"> decreases sequentially by 1 (</w:t>
+      </w:r>
+      <w:r>
+        <w:rPr>
+          <w:rFonts w:ascii="Times New Roman" w:hAnsi="Times New Roman" w:cs="Times New Roman"/>
+        </w:rPr>
+        <w:t xml:space="preserve">12 </w:t>
+      </w:r>
+      <w:r>
+        <w:rPr>
+          <w:rFonts w:ascii="Times New Roman" w:hAnsi="Times New Roman" w:cs="Times New Roman"/>
+        </w:rPr>
+        <w:sym w:font="Wingdings" w:char="F0E0"/>
+      </w:r>
+      <w:r>
+        <w:rPr>
+          <w:rFonts w:ascii="Times New Roman" w:hAnsi="Times New Roman" w:cs="Times New Roman"/>
+        </w:rPr>
+        <w:t xml:space="preserve"> 11 </w:t>
+      </w:r>
+      <w:r>
+        <w:rPr>
+          <w:rFonts w:ascii="Times New Roman" w:hAnsi="Times New Roman" w:cs="Times New Roman"/>
+        </w:rPr>
+        <w:sym w:font="Wingdings" w:char="F0E0"/>
+      </w:r>
+      <w:r>
+        <w:rPr>
+          <w:rFonts w:ascii="Times New Roman" w:hAnsi="Times New Roman" w:cs="Times New Roman"/>
+        </w:rPr>
+        <w:t xml:space="preserve"> … </w:t>
+      </w:r>
+      <w:r>
+        <w:rPr>
+          <w:rFonts w:ascii="Times New Roman" w:hAnsi="Times New Roman" w:cs="Times New Roman"/>
+        </w:rPr>
+        <w:sym w:font="Wingdings" w:char="F0E0"/>
+      </w:r>
+      <w:r>
+        <w:rPr>
+          <w:rFonts w:ascii="Times New Roman" w:hAnsi="Times New Roman" w:cs="Times New Roman"/>
+        </w:rPr>
+        <w:t xml:space="preserve"> 0</w:t>
+      </w:r>
+      <w:r>
+        <w:rPr>
+          <w:rFonts w:ascii="Times New Roman" w:hAnsi="Times New Roman" w:cs="Times New Roman"/>
+        </w:rPr>
+        <w:t xml:space="preserve">) at a counting frequency of 5 </w:t>
+      </w:r>
+      <w:r>
+        <w:rPr>
+          <w:rFonts w:ascii="Times New Roman" w:hAnsi="Times New Roman" w:cs="Times New Roman"/>
+        </w:rPr>
+        <w:t>MHz</w:t>
+      </w:r>
+    </w:p>
+    <w:p>
+      <w:pPr>
+        <w:rPr>
+          <w:rFonts w:ascii="Times New Roman" w:hAnsi="Times New Roman" w:cs="Times New Roman"/>
+        </w:rPr>
+      </w:pPr>
+      <w:r>
+        <w:rPr>
+          <w:rFonts w:ascii="Times New Roman" w:hAnsi="Times New Roman" w:cs="Times New Roman"/>
+          <w:b/>
+          <w:bCs/>
+        </w:rPr>
+        <w:t>Waveform Simulation:</w:t>
+      </w:r>
+      <w:r>
+        <w:rPr>
+          <w:rFonts w:ascii="Times New Roman" w:hAnsi="Times New Roman" w:cs="Times New Roman"/>
+        </w:rPr>
         <w:br/>
       </w:r>
       <w:r>
+        <w:rPr>
+          <w:rFonts w:ascii="Times New Roman" w:hAnsi="Times New Roman" w:cs="Times New Roman"/>
+        </w:rPr>
+        <w:drawing>
+          <wp:inline distT="0" distB="0" distL="0" distR="0" wp14:anchorId="457B666A" wp14:editId="6AA299EB">
+            <wp:extent cx="5486400" cy="1143635"/>
+            <wp:effectExtent l="0" t="0" r="0" b="0"/>
+            <wp:docPr id="1481232405" name="Picture 1"/>
+            <wp:cNvGraphicFramePr>
+              <a:graphicFrameLocks xmlns:a="http://schemas.openxmlformats.org/drawingml/2006/main" noChangeAspect="1"/>
+            </wp:cNvGraphicFramePr>
+            <a:graphic xmlns:a="http://schemas.openxmlformats.org/drawingml/2006/main">
+              <a:graphicData uri="http://schemas.openxmlformats.org/drawingml/2006/picture">
+                <pic:pic xmlns:pic="http://schemas.openxmlformats.org/drawingml/2006/picture">
+                  <pic:nvPicPr>
+                    <pic:cNvPr id="1481232405" name=""/>
+                    <pic:cNvPicPr/>
+                  </pic:nvPicPr>
+                  <pic:blipFill>
+                    <a:blip r:embed="rId9"/>
+                    <a:stretch>
+                      <a:fillRect/>
+                    </a:stretch>
+                  </pic:blipFill>
+                  <pic:spPr>
+                    <a:xfrm>
+                      <a:off x="0" y="0"/>
+                      <a:ext cx="5486400" cy="1143635"/>
+                    </a:xfrm>
+                    <a:prstGeom prst="rect">
+                      <a:avLst/>
+                    </a:prstGeom>
+                  </pic:spPr>
+                </pic:pic>
+              </a:graphicData>
+            </a:graphic>
+          </wp:inline>
+        </w:drawing>
+      </w:r>
+    </w:p>
+    <w:p>
+      <w:pPr>
+        <w:jc w:val="both"/>
+        <w:rPr>
+          <w:rFonts w:ascii="Times New Roman" w:hAnsi="Times New Roman" w:cs="Times New Roman"/>
+        </w:rPr>
+      </w:pPr>
+      <w:r>
+        <w:rPr>
+          <w:rFonts w:ascii="Times New Roman" w:hAnsi="Times New Roman" w:cs="Times New Roman"/>
+          <w:b/>
+          <w:bCs/>
+        </w:rPr>
+        <w:t>Analysis:</w:t>
+      </w:r>
+      <w:r>
+        <w:rPr>
+          <w:rFonts w:ascii="Times New Roman" w:hAnsi="Times New Roman" w:cs="Times New Roman"/>
+        </w:rPr>
+        <w:t xml:space="preserve"> w</w:t>
+      </w:r>
+      <w:r>
+        <w:rPr>
+          <w:rFonts w:ascii="Times New Roman" w:hAnsi="Times New Roman" w:cs="Times New Roman"/>
+        </w:rPr>
+        <w:t xml:space="preserve">hen SS </w:t>
+      </w:r>
+      <w:r>
+        <w:rPr>
+          <w:rFonts w:ascii="Times New Roman" w:hAnsi="Times New Roman" w:cs="Times New Roman"/>
+        </w:rPr>
+        <w:t>=</w:t>
+      </w:r>
+      <w:r>
+        <w:rPr>
+          <w:rFonts w:ascii="Times New Roman" w:hAnsi="Times New Roman" w:cs="Times New Roman"/>
+        </w:rPr>
+        <w:t xml:space="preserve"> 1, the counter is enabled. Since UD </w:t>
+      </w:r>
+      <w:r>
+        <w:rPr>
+          <w:rFonts w:ascii="Times New Roman" w:hAnsi="Times New Roman" w:cs="Times New Roman"/>
+        </w:rPr>
+        <w:t>=</w:t>
+      </w:r>
+      <w:r>
+        <w:rPr>
+          <w:rFonts w:ascii="Times New Roman" w:hAnsi="Times New Roman" w:cs="Times New Roman"/>
+        </w:rPr>
+        <w:t xml:space="preserve"> 0, the counter operates in the down-counting mode. Therefore, </w:t>
+      </w:r>
+      <w:r>
+        <w:rPr>
+          <w:rFonts w:ascii="Times New Roman" w:hAnsi="Times New Roman" w:cs="Times New Roman"/>
+        </w:rPr>
+        <w:t>out</w:t>
+      </w:r>
+      <w:r>
+        <w:rPr>
+          <w:rFonts w:ascii="Times New Roman" w:hAnsi="Times New Roman" w:cs="Times New Roman"/>
+        </w:rPr>
+        <w:t xml:space="preserve"> decreases by 1 at each counting edge.</w:t>
+      </w:r>
+    </w:p>
+    <w:p>
+      <w:pPr>
+        <w:rPr>
+          <w:rFonts w:ascii="Times New Roman" w:hAnsi="Times New Roman" w:cs="Times New Roman"/>
+        </w:rPr>
+      </w:pPr>
+      <w:r>
+        <w:rPr>
+          <w:rFonts w:ascii="Times New Roman" w:hAnsi="Times New Roman" w:cs="Times New Roman"/>
+        </w:rPr>
+        <w:br w:type="page"/>
+      </w:r>
+    </w:p>
+    <w:p>
+      <w:pPr>
+        <w:rPr>
+          <w:rFonts w:ascii="Times New Roman" w:hAnsi="Times New Roman" w:cs="Times New Roman"/>
+        </w:rPr>
+      </w:pPr>
+    </w:p>
+    <w:p>
+      <w:pPr>
+        <w:pStyle w:val="Heading3"/>
+        <w:spacing w:before="0"/>
+        <w:rPr>
+          <w:rFonts w:ascii="Times New Roman" w:hAnsi="Times New Roman" w:cs="Times New Roman"/>
+        </w:rPr>
+      </w:pPr>
+      <w:r>
+        <w:rPr>
+          <w:rFonts w:ascii="Times New Roman" w:hAnsi="Times New Roman" w:cs="Times New Roman"/>
+        </w:rPr>
+        <w:t xml:space="preserve">Testcase </w:t>
+      </w:r>
+      <w:r>
+        <w:rPr>
+          <w:rFonts w:ascii="Times New Roman" w:hAnsi="Times New Roman" w:cs="Times New Roman"/>
+        </w:rPr>
+        <w:t>4</w:t>
+      </w:r>
+      <w:r>
+        <w:rPr>
+          <w:rFonts w:ascii="Times New Roman" w:hAnsi="Times New Roman" w:cs="Times New Roman"/>
+        </w:rPr>
+        <w:t xml:space="preserve">: </w:t>
+      </w:r>
+      <w:r>
+        <w:rPr>
+          <w:rFonts w:ascii="Times New Roman" w:hAnsi="Times New Roman" w:cs="Times New Roman"/>
+        </w:rPr>
+        <w:t>speed selection</w:t>
+      </w:r>
+    </w:p>
+    <w:p>
+      <w:pPr>
+        <w:rPr>
+          <w:rFonts w:ascii="Times New Roman" w:hAnsi="Times New Roman" w:cs="Times New Roman"/>
+        </w:rPr>
+      </w:pPr>
+      <w:r>
+        <w:rPr>
+          <w:rFonts w:ascii="Times New Roman" w:hAnsi="Times New Roman" w:cs="Times New Roman"/>
+          <w:b/>
+          <w:bCs/>
+        </w:rPr>
+        <w:t>Purpose:</w:t>
+      </w:r>
+      <w:r>
+        <w:rPr>
+          <w:rFonts w:ascii="Times New Roman" w:hAnsi="Times New Roman" w:cs="Times New Roman"/>
+        </w:rPr>
+        <w:t xml:space="preserve"> t</w:t>
+      </w:r>
+      <w:r>
+        <w:rPr>
+          <w:rFonts w:ascii="Times New Roman" w:hAnsi="Times New Roman" w:cs="Times New Roman"/>
+        </w:rPr>
+        <w:t>o verify the speed selection function.</w:t>
+      </w:r>
+    </w:p>
+    <w:p>
+      <w:pPr>
+        <w:jc w:val="both"/>
+        <w:rPr>
+          <w:rFonts w:ascii="Times New Roman" w:hAnsi="Times New Roman" w:cs="Times New Roman"/>
+        </w:rPr>
+      </w:pPr>
+      <w:r>
+        <w:rPr>
+          <w:rFonts w:ascii="Times New Roman" w:hAnsi="Times New Roman" w:cs="Times New Roman"/>
+          <w:b/>
+          <w:bCs/>
+        </w:rPr>
+        <w:t>Input/Stimulus:</w:t>
+      </w:r>
+      <w:r>
+        <w:rPr>
+          <w:rFonts w:ascii="Times New Roman" w:hAnsi="Times New Roman" w:cs="Times New Roman"/>
+        </w:rPr>
+        <w:t xml:space="preserve"> </w:t>
+      </w:r>
+      <w:r>
+        <w:rPr>
+          <w:rFonts w:ascii="Times New Roman" w:hAnsi="Times New Roman" w:cs="Times New Roman"/>
+        </w:rPr>
+        <w:t xml:space="preserve">SS </w:t>
+      </w:r>
+      <w:r>
+        <w:rPr>
+          <w:rFonts w:ascii="Times New Roman" w:hAnsi="Times New Roman" w:cs="Times New Roman"/>
+        </w:rPr>
+        <w:t>=</w:t>
+      </w:r>
+      <w:r>
+        <w:rPr>
+          <w:rFonts w:ascii="Times New Roman" w:hAnsi="Times New Roman" w:cs="Times New Roman"/>
+        </w:rPr>
+        <w:t xml:space="preserve"> 1, UD </w:t>
+      </w:r>
+      <w:r>
+        <w:rPr>
+          <w:rFonts w:ascii="Times New Roman" w:hAnsi="Times New Roman" w:cs="Times New Roman"/>
+        </w:rPr>
+        <w:t>=</w:t>
+      </w:r>
+      <w:r>
+        <w:rPr>
+          <w:rFonts w:ascii="Times New Roman" w:hAnsi="Times New Roman" w:cs="Times New Roman"/>
+        </w:rPr>
+        <w:t xml:space="preserve"> 1, </w:t>
+      </w:r>
+      <w:r>
+        <w:rPr>
+          <w:rFonts w:ascii="Times New Roman" w:hAnsi="Times New Roman" w:cs="Times New Roman"/>
+        </w:rPr>
+        <w:t>speed</w:t>
+      </w:r>
+      <w:r>
+        <w:rPr>
+          <w:rFonts w:ascii="Times New Roman" w:hAnsi="Times New Roman" w:cs="Times New Roman"/>
+        </w:rPr>
+        <w:t xml:space="preserve"> </w:t>
+      </w:r>
+      <w:r>
+        <w:rPr>
+          <w:rFonts w:ascii="Times New Roman" w:hAnsi="Times New Roman" w:cs="Times New Roman"/>
+        </w:rPr>
+        <w:t>=</w:t>
+      </w:r>
+      <w:r>
+        <w:rPr>
+          <w:rFonts w:ascii="Times New Roman" w:hAnsi="Times New Roman" w:cs="Times New Roman"/>
+        </w:rPr>
+        <w:t xml:space="preserve"> 1.</w:t>
+      </w:r>
+    </w:p>
+    <w:p>
+      <w:pPr>
+        <w:jc w:val="both"/>
+        <w:rPr>
+          <w:rFonts w:ascii="Times New Roman" w:hAnsi="Times New Roman" w:cs="Times New Roman"/>
+        </w:rPr>
+      </w:pPr>
+      <w:r>
+        <w:rPr>
+          <w:rFonts w:ascii="Times New Roman" w:hAnsi="Times New Roman" w:cs="Times New Roman"/>
+          <w:b/>
+          <w:bCs/>
+        </w:rPr>
+        <w:t xml:space="preserve">Expected </w:t>
+      </w:r>
+      <w:proofErr w:type="gramStart"/>
+      <w:r>
+        <w:rPr>
+          <w:rFonts w:ascii="Times New Roman" w:hAnsi="Times New Roman" w:cs="Times New Roman"/>
+          <w:b/>
+          <w:bCs/>
+        </w:rPr>
+        <w:t>Output:</w:t>
+      </w:r>
+      <w:proofErr w:type="gramEnd"/>
+      <w:r>
+        <w:rPr>
+          <w:rFonts w:ascii="Times New Roman" w:hAnsi="Times New Roman" w:cs="Times New Roman"/>
+        </w:rPr>
+        <w:t xml:space="preserve"> out </w:t>
+      </w:r>
+      <w:r>
+        <w:rPr>
+          <w:rFonts w:ascii="Times New Roman" w:hAnsi="Times New Roman" w:cs="Times New Roman"/>
+        </w:rPr>
+        <w:t xml:space="preserve">continues to increase by 1, but at a lower counting frequency of 1 </w:t>
+      </w:r>
+      <w:proofErr w:type="spellStart"/>
+      <w:r>
+        <w:rPr>
+          <w:rFonts w:ascii="Times New Roman" w:hAnsi="Times New Roman" w:cs="Times New Roman"/>
+        </w:rPr>
+        <w:t>MHz.</w:t>
+      </w:r>
+      <w:proofErr w:type="spellEnd"/>
+    </w:p>
+    <w:p>
+      <w:pPr>
+        <w:rPr>
+          <w:rFonts w:ascii="Times New Roman" w:hAnsi="Times New Roman" w:cs="Times New Roman"/>
+        </w:rPr>
+      </w:pPr>
+      <w:r>
+        <w:rPr>
+          <w:rFonts w:ascii="Times New Roman" w:hAnsi="Times New Roman" w:cs="Times New Roman"/>
+          <w:b/>
+          <w:bCs/>
+        </w:rPr>
+        <w:t>Waveform Simulation:</w:t>
+      </w:r>
+      <w:r>
+        <w:rPr>
+          <w:rFonts w:ascii="Times New Roman" w:hAnsi="Times New Roman" w:cs="Times New Roman"/>
+        </w:rPr>
         <w:br/>
       </w:r>
+      <w:r>
+        <w:rPr>
+          <w:rFonts w:ascii="Times New Roman" w:hAnsi="Times New Roman" w:cs="Times New Roman"/>
+        </w:rPr>
+        <w:drawing>
+          <wp:inline distT="0" distB="0" distL="0" distR="0" wp14:anchorId="3FDBD0CF" wp14:editId="41971171">
+            <wp:extent cx="5486400" cy="939165"/>
+            <wp:effectExtent l="0" t="0" r="0" b="0"/>
+            <wp:docPr id="107048221" name="Picture 1"/>
+            <wp:cNvGraphicFramePr>
+              <a:graphicFrameLocks xmlns:a="http://schemas.openxmlformats.org/drawingml/2006/main" noChangeAspect="1"/>
+            </wp:cNvGraphicFramePr>
+            <a:graphic xmlns:a="http://schemas.openxmlformats.org/drawingml/2006/main">
+              <a:graphicData uri="http://schemas.openxmlformats.org/drawingml/2006/picture">
+                <pic:pic xmlns:pic="http://schemas.openxmlformats.org/drawingml/2006/picture">
+                  <pic:nvPicPr>
+                    <pic:cNvPr id="107048221" name=""/>
+                    <pic:cNvPicPr/>
+                  </pic:nvPicPr>
+                  <pic:blipFill>
+                    <a:blip r:embed="rId10"/>
+                    <a:stretch>
+                      <a:fillRect/>
+                    </a:stretch>
+                  </pic:blipFill>
+                  <pic:spPr>
+                    <a:xfrm>
+                      <a:off x="0" y="0"/>
+                      <a:ext cx="5486400" cy="939165"/>
+                    </a:xfrm>
+                    <a:prstGeom prst="rect">
+                      <a:avLst/>
+                    </a:prstGeom>
+                  </pic:spPr>
+                </pic:pic>
+              </a:graphicData>
+            </a:graphic>
+          </wp:inline>
+        </w:drawing>
+      </w:r>
     </w:p>
-    <w:p/>
-    <w:p/>
     <w:p>
-      <w:r>
+      <w:pPr>
+        <w:jc w:val="both"/>
+        <w:rPr>
+          <w:rFonts w:ascii="Times New Roman" w:hAnsi="Times New Roman" w:cs="Times New Roman"/>
+        </w:rPr>
+      </w:pPr>
+      <w:r>
+        <w:rPr>
+          <w:rFonts w:ascii="Times New Roman" w:hAnsi="Times New Roman" w:cs="Times New Roman"/>
+          <w:b/>
+          <w:bCs/>
+        </w:rPr>
         <w:t>Analysis:</w:t>
       </w:r>
       <w:r>
-        <w:br/>
-      </w:r>
-      <w:r>
-        <w:br/>
+        <w:rPr>
+          <w:rFonts w:ascii="Times New Roman" w:hAnsi="Times New Roman" w:cs="Times New Roman"/>
+        </w:rPr>
+        <w:t xml:space="preserve"> w</w:t>
+      </w:r>
+      <w:r>
+        <w:rPr>
+          <w:rFonts w:ascii="Times New Roman" w:hAnsi="Times New Roman" w:cs="Times New Roman"/>
+        </w:rPr>
+        <w:t xml:space="preserve">hen </w:t>
+      </w:r>
+      <w:r>
+        <w:rPr>
+          <w:rFonts w:ascii="Times New Roman" w:hAnsi="Times New Roman" w:cs="Times New Roman"/>
+        </w:rPr>
+        <w:t>speed</w:t>
+      </w:r>
+      <w:r>
+        <w:rPr>
+          <w:rFonts w:ascii="Times New Roman" w:hAnsi="Times New Roman" w:cs="Times New Roman"/>
+        </w:rPr>
+        <w:t xml:space="preserve"> </w:t>
+      </w:r>
+      <w:r>
+        <w:rPr>
+          <w:rFonts w:ascii="Times New Roman" w:hAnsi="Times New Roman" w:cs="Times New Roman"/>
+        </w:rPr>
+        <w:t>=</w:t>
+      </w:r>
+      <w:r>
+        <w:rPr>
+          <w:rFonts w:ascii="Times New Roman" w:hAnsi="Times New Roman" w:cs="Times New Roman"/>
+        </w:rPr>
+        <w:t xml:space="preserve"> 1, the clock divider selects the lower counting frequency. The counting frequency changes from 5 MHz to 1 MHz, resulting in a longer time interval between consecutive changes of </w:t>
+      </w:r>
+      <w:r>
+        <w:rPr>
+          <w:rFonts w:ascii="Times New Roman" w:hAnsi="Times New Roman" w:cs="Times New Roman"/>
+        </w:rPr>
+        <w:t>out</w:t>
+      </w:r>
+      <w:r>
+        <w:rPr>
+          <w:rFonts w:ascii="Times New Roman" w:hAnsi="Times New Roman" w:cs="Times New Roman"/>
+        </w:rPr>
+        <w:t>.</w:t>
       </w:r>
     </w:p>
-    <w:p/>
-    <w:p/>
     <w:p>
       <w:pPr>
         <w:pStyle w:val="Heading2"/>
+        <w:spacing w:before="0"/>
+        <w:rPr>
+          <w:rFonts w:ascii="Times New Roman" w:hAnsi="Times New Roman" w:cs="Times New Roman"/>
+          <w:sz w:val="22"/>
+          <w:szCs w:val="22"/>
+        </w:rPr>
       </w:pPr>
       <w:r>
+        <w:rPr>
+          <w:rFonts w:ascii="Times New Roman" w:hAnsi="Times New Roman" w:cs="Times New Roman"/>
+          <w:sz w:val="22"/>
+          <w:szCs w:val="22"/>
+        </w:rPr>
         <w:t>7. Summary</w:t>
       </w:r>
     </w:p>
-    <w:p/>
-    <w:p/>
+    <w:p>
+      <w:pPr>
+        <w:jc w:val="both"/>
+        <w:rPr>
+          <w:rFonts w:ascii="Times New Roman" w:hAnsi="Times New Roman" w:cs="Times New Roman"/>
+        </w:rPr>
+      </w:pPr>
+      <w:r>
+        <w:rPr>
+          <w:rFonts w:ascii="Times New Roman" w:hAnsi="Times New Roman" w:cs="Times New Roman"/>
+        </w:rPr>
+        <w:t xml:space="preserve">The DEM_8bit module was successfully designed and simulated as an 8-bit up/down counter. The design supports reset, up-counting, down-counting, stop/hold operation, and selectable counting speeds of 5 MHz and 1 MHz through the </w:t>
+      </w:r>
+      <w:r>
+        <w:rPr>
+          <w:rFonts w:ascii="Times New Roman" w:hAnsi="Times New Roman" w:cs="Times New Roman"/>
+        </w:rPr>
+        <w:t>speed</w:t>
+      </w:r>
+      <w:r>
+        <w:rPr>
+          <w:rFonts w:ascii="Times New Roman" w:hAnsi="Times New Roman" w:cs="Times New Roman"/>
+        </w:rPr>
+        <w:t xml:space="preserve"> control signal. The simulation test cases verify the main functions of the design, including up counting, stopping, down counting, and speed selection. The obtained waveforms demonstrate that the output </w:t>
+      </w:r>
+      <w:r>
+        <w:rPr>
+          <w:rFonts w:ascii="Times New Roman" w:hAnsi="Times New Roman" w:cs="Times New Roman"/>
+        </w:rPr>
+        <w:t>out</w:t>
+      </w:r>
+      <w:r>
+        <w:rPr>
+          <w:rFonts w:ascii="Times New Roman" w:hAnsi="Times New Roman" w:cs="Times New Roman"/>
+        </w:rPr>
+        <w:t xml:space="preserve"> responds correctly to the control signals and follows the expected counting behavior.</w:t>
+      </w:r>
+    </w:p>
+    <w:p>
+      <w:pPr>
+        <w:rPr>
+          <w:rFonts w:ascii="Times New Roman" w:hAnsi="Times New Roman" w:cs="Times New Roman"/>
+        </w:rPr>
+      </w:pPr>
+    </w:p>
     <w:sectPr>
       <w:pgSz w:w="12240" w:h="15840"/>
       <w:pgMar w:top="1440" w:right="1800" w:bottom="1440" w:left="1800" w:header="720" w:footer="720" w:gutter="0"/>
@@ -654,6 +4095,119 @@
       </w:rPr>
     </w:lvl>
   </w:abstractNum>
+  <w:abstractNum w:abstractNumId="9" w15:restartNumberingAfterBreak="0">
+    <w:nsid w:val="7DCE19E5"/>
+    <w:multiLevelType w:val="hybridMultilevel"/>
+    <w:tmpl w:val="072C72C4"/>
+    <w:lvl w:ilvl="0" w:tplc="04090001">
+      <w:start w:val="1"/>
+      <w:numFmt w:val="bullet"/>
+      <w:lvlText w:val=""/>
+      <w:lvlJc w:val="left"/>
+      <w:pPr>
+        <w:ind w:left="720" w:hanging="360"/>
+      </w:pPr>
+      <w:rPr>
+        <w:rFonts w:ascii="Symbol" w:hAnsi="Symbol" w:hint="default"/>
+      </w:rPr>
+    </w:lvl>
+    <w:lvl w:ilvl="1" w:tplc="04090003" w:tentative="1">
+      <w:start w:val="1"/>
+      <w:numFmt w:val="bullet"/>
+      <w:lvlText w:val="o"/>
+      <w:lvlJc w:val="left"/>
+      <w:pPr>
+        <w:ind w:left="1440" w:hanging="360"/>
+      </w:pPr>
+      <w:rPr>
+        <w:rFonts w:ascii="Courier New" w:hAnsi="Courier New" w:cs="Courier New" w:hint="default"/>
+      </w:rPr>
+    </w:lvl>
+    <w:lvl w:ilvl="2" w:tplc="04090005" w:tentative="1">
+      <w:start w:val="1"/>
+      <w:numFmt w:val="bullet"/>
+      <w:lvlText w:val=""/>
+      <w:lvlJc w:val="left"/>
+      <w:pPr>
+        <w:ind w:left="2160" w:hanging="360"/>
+      </w:pPr>
+      <w:rPr>
+        <w:rFonts w:ascii="Wingdings" w:hAnsi="Wingdings" w:hint="default"/>
+      </w:rPr>
+    </w:lvl>
+    <w:lvl w:ilvl="3" w:tplc="04090001" w:tentative="1">
+      <w:start w:val="1"/>
+      <w:numFmt w:val="bullet"/>
+      <w:lvlText w:val=""/>
+      <w:lvlJc w:val="left"/>
+      <w:pPr>
+        <w:ind w:left="2880" w:hanging="360"/>
+      </w:pPr>
+      <w:rPr>
+        <w:rFonts w:ascii="Symbol" w:hAnsi="Symbol" w:hint="default"/>
+      </w:rPr>
+    </w:lvl>
+    <w:lvl w:ilvl="4" w:tplc="04090003" w:tentative="1">
+      <w:start w:val="1"/>
+      <w:numFmt w:val="bullet"/>
+      <w:lvlText w:val="o"/>
+      <w:lvlJc w:val="left"/>
+      <w:pPr>
+        <w:ind w:left="3600" w:hanging="360"/>
+      </w:pPr>
+      <w:rPr>
+        <w:rFonts w:ascii="Courier New" w:hAnsi="Courier New" w:cs="Courier New" w:hint="default"/>
+      </w:rPr>
+    </w:lvl>
+    <w:lvl w:ilvl="5" w:tplc="04090005" w:tentative="1">
+      <w:start w:val="1"/>
+      <w:numFmt w:val="bullet"/>
+      <w:lvlText w:val=""/>
+      <w:lvlJc w:val="left"/>
+      <w:pPr>
+        <w:ind w:left="4320" w:hanging="360"/>
+      </w:pPr>
+      <w:rPr>
+        <w:rFonts w:ascii="Wingdings" w:hAnsi="Wingdings" w:hint="default"/>
+      </w:rPr>
+    </w:lvl>
+    <w:lvl w:ilvl="6" w:tplc="04090001" w:tentative="1">
+      <w:start w:val="1"/>
+      <w:numFmt w:val="bullet"/>
+      <w:lvlText w:val=""/>
+      <w:lvlJc w:val="left"/>
+      <w:pPr>
+        <w:ind w:left="5040" w:hanging="360"/>
+      </w:pPr>
+      <w:rPr>
+        <w:rFonts w:ascii="Symbol" w:hAnsi="Symbol" w:hint="default"/>
+      </w:rPr>
+    </w:lvl>
+    <w:lvl w:ilvl="7" w:tplc="04090003" w:tentative="1">
+      <w:start w:val="1"/>
+      <w:numFmt w:val="bullet"/>
+      <w:lvlText w:val="o"/>
+      <w:lvlJc w:val="left"/>
+      <w:pPr>
+        <w:ind w:left="5760" w:hanging="360"/>
+      </w:pPr>
+      <w:rPr>
+        <w:rFonts w:ascii="Courier New" w:hAnsi="Courier New" w:cs="Courier New" w:hint="default"/>
+      </w:rPr>
+    </w:lvl>
+    <w:lvl w:ilvl="8" w:tplc="04090005" w:tentative="1">
+      <w:start w:val="1"/>
+      <w:numFmt w:val="bullet"/>
+      <w:lvlText w:val=""/>
+      <w:lvlJc w:val="left"/>
+      <w:pPr>
+        <w:ind w:left="6480" w:hanging="360"/>
+      </w:pPr>
+      <w:rPr>
+        <w:rFonts w:ascii="Wingdings" w:hAnsi="Wingdings" w:hint="default"/>
+      </w:rPr>
+    </w:lvl>
+  </w:abstractNum>
   <w:num w:numId="1" w16cid:durableId="901521465">
     <w:abstractNumId w:val="8"/>
   </w:num>
@@ -680,6 +4234,9 @@
   </w:num>
   <w:num w:numId="9" w16cid:durableId="1350446600">
     <w:abstractNumId w:val="0"/>
+  </w:num>
+  <w:num w:numId="10" w16cid:durableId="1787385247">
+    <w:abstractNumId w:val="9"/>
   </w:num>
 </w:numbering>
 </file>
@@ -1287,7 +4844,6 @@
   <w:style w:type="character" w:default="1" w:styleId="DefaultParagraphFont">
     <w:name w:val="Default Paragraph Font"/>
     <w:uiPriority w:val="1"/>
-    <w:semiHidden/>
     <w:unhideWhenUsed/>
   </w:style>
   <w:style w:type="table" w:default="1" w:styleId="TableNormal">
